--- a/bachelor/sem1/informatics/lab1/Отчёт.docx
+++ b/bachelor/sem1/informatics/lab1/Отчёт.docx
@@ -769,10 +769,10 @@
                   <v:path o:extrusionok="f" gradientshapeok="t" o:connecttype="rect"/>
                   <o:lock v:ext="edit" aspectratio="t"/>
                 </v:shapetype>
-                <v:shape id="_x0000_i1025" type="#_x0000_t75" style="width:109.5pt;height:33pt" o:ole="">
+                <v:shape id="_x0000_i1025" type="#_x0000_t75" style="width:109pt;height:33pt" o:ole="">
                   <v:imagedata r:id="rId5" o:title=""/>
                 </v:shape>
-                <o:OLEObject Type="Embed" ProgID="Equation.2" ShapeID="_x0000_i1025" DrawAspect="Content" ObjectID="_1853443293" r:id="rId6"/>
+                <o:OLEObject Type="Embed" ProgID="Equation.2" ShapeID="_x0000_i1025" DrawAspect="Content" ObjectID="_1854051562" r:id="rId6"/>
               </w:object>
             </w:r>
             <w:r>
@@ -902,8 +902,6 @@
           <w:lang w:eastAsia="zh-CN"/>
         </w:rPr>
       </w:pPr>
-      <w:bookmarkStart w:id="0" w:name="_GoBack"/>
-      <w:bookmarkEnd w:id="0"/>
     </w:p>
     <w:p>
       <w:pPr>
@@ -2605,10 +2603,10 @@
                 <w:szCs w:val="28"/>
               </w:rPr>
               <w:object w:dxaOrig="2200" w:dyaOrig="660">
-                <v:shape id="_x0000_i1026" type="#_x0000_t75" style="width:109.5pt;height:33pt" o:ole="">
+                <v:shape id="_x0000_i1026" type="#_x0000_t75" style="width:109pt;height:33pt" o:ole="">
                   <v:imagedata r:id="rId5" o:title=""/>
                 </v:shape>
-                <o:OLEObject Type="Embed" ProgID="Equation.2" ShapeID="_x0000_i1026" DrawAspect="Content" ObjectID="_1853443294" r:id="rId7"/>
+                <o:OLEObject Type="Embed" ProgID="Equation.2" ShapeID="_x0000_i1026" DrawAspect="Content" ObjectID="_1854051563" r:id="rId7"/>
               </w:object>
             </w:r>
           </w:p>
@@ -2804,17 +2802,16 @@
         <w:rPr>
           <w:rFonts w:eastAsia="SimSun"/>
           <w:b/>
-          <w:noProof/>
           <w:color w:val="000000"/>
           <w:sz w:val="28"/>
           <w:szCs w:val="28"/>
           <w:lang w:eastAsia="zh-CN"/>
         </w:rPr>
         <w:drawing>
-          <wp:inline distT="0" distB="0" distL="0" distR="0" wp14:anchorId="307789AA" wp14:editId="562E479F">
-            <wp:extent cx="5096586" cy="7249537"/>
-            <wp:effectExtent l="0" t="0" r="8890" b="8890"/>
-            <wp:docPr id="4" name="Рисунок 4"/>
+          <wp:inline distT="0" distB="0" distL="0" distR="0" wp14:anchorId="63C765B4" wp14:editId="414F7655">
+            <wp:extent cx="5268060" cy="7506748"/>
+            <wp:effectExtent l="0" t="0" r="8890" b="0"/>
+            <wp:docPr id="8" name="Рисунок 8"/>
             <wp:cNvGraphicFramePr>
               <a:graphicFrameLocks xmlns:a="http://schemas.openxmlformats.org/drawingml/2006/main" noChangeAspect="1"/>
             </wp:cNvGraphicFramePr>
@@ -2834,7 +2831,7 @@
                   <pic:spPr>
                     <a:xfrm>
                       <a:off x="0" y="0"/>
-                      <a:ext cx="5096586" cy="7249537"/>
+                      <a:ext cx="5268060" cy="7506748"/>
                     </a:xfrm>
                     <a:prstGeom prst="rect">
                       <a:avLst/>
@@ -2863,7 +2860,6 @@
         <w:rPr>
           <w:rFonts w:eastAsia="SimSun"/>
           <w:b/>
-          <w:noProof/>
           <w:color w:val="000000"/>
           <w:sz w:val="28"/>
           <w:szCs w:val="28"/>
@@ -2871,10 +2867,10 @@
         </w:rPr>
         <w:lastRenderedPageBreak/>
         <w:drawing>
-          <wp:inline distT="0" distB="0" distL="0" distR="0" wp14:anchorId="0818CBE7" wp14:editId="1FA024C1">
-            <wp:extent cx="5106113" cy="7240010"/>
+          <wp:inline distT="0" distB="0" distL="0" distR="0" wp14:anchorId="03452EFA" wp14:editId="6527F188">
+            <wp:extent cx="5296639" cy="7487695"/>
             <wp:effectExtent l="0" t="0" r="0" b="0"/>
-            <wp:docPr id="5" name="Рисунок 5"/>
+            <wp:docPr id="9" name="Рисунок 9"/>
             <wp:cNvGraphicFramePr>
               <a:graphicFrameLocks xmlns:a="http://schemas.openxmlformats.org/drawingml/2006/main" noChangeAspect="1"/>
             </wp:cNvGraphicFramePr>
@@ -2894,7 +2890,7 @@
                   <pic:spPr>
                     <a:xfrm>
                       <a:off x="0" y="0"/>
-                      <a:ext cx="5106113" cy="7240010"/>
+                      <a:ext cx="5296639" cy="7487695"/>
                     </a:xfrm>
                     <a:prstGeom prst="rect">
                       <a:avLst/>
@@ -2906,6 +2902,8 @@
           </wp:inline>
         </w:drawing>
       </w:r>
+      <w:bookmarkStart w:id="0" w:name="_GoBack"/>
+      <w:bookmarkEnd w:id="0"/>
     </w:p>
     <w:p>
       <w:pPr>
@@ -2916,7 +2914,7 @@
           <w:color w:val="000000"/>
           <w:sz w:val="28"/>
           <w:szCs w:val="28"/>
-          <w:lang w:eastAsia="zh-CN"/>
+          <w:lang w:val="en-US" w:eastAsia="zh-CN"/>
         </w:rPr>
       </w:pPr>
       <w:r>
@@ -2926,32 +2924,63 @@
           <w:color w:val="000000"/>
           <w:sz w:val="28"/>
           <w:szCs w:val="28"/>
+          <w:lang w:val="en-US" w:eastAsia="zh-CN"/>
+        </w:rPr>
+        <w:br w:type="page"/>
+      </w:r>
+    </w:p>
+    <w:p>
+      <w:pPr>
+        <w:spacing w:after="160" w:line="259" w:lineRule="auto"/>
+        <w:rPr>
+          <w:rFonts w:eastAsia="SimSun"/>
+          <w:b/>
+          <w:color w:val="000000"/>
+          <w:sz w:val="28"/>
+          <w:szCs w:val="28"/>
+          <w:lang w:val="en-US" w:eastAsia="zh-CN"/>
+        </w:rPr>
+      </w:pPr>
+      <w:r>
+        <w:rPr>
+          <w:rFonts w:eastAsia="SimSun"/>
+          <w:b/>
+          <w:color w:val="000000"/>
+          <w:sz w:val="28"/>
+          <w:szCs w:val="28"/>
           <w:lang w:eastAsia="zh-CN"/>
         </w:rPr>
         <w:lastRenderedPageBreak/>
         <w:t>б)</w:t>
       </w:r>
-      <w:r>
-        <w:rPr>
-          <w:noProof/>
-        </w:rPr>
-        <w:t xml:space="preserve"> </w:t>
-      </w:r>
-      <w:r>
+    </w:p>
+    <w:p>
+      <w:pPr>
+        <w:spacing w:after="160" w:line="259" w:lineRule="auto"/>
         <w:rPr>
           <w:rFonts w:eastAsia="SimSun"/>
           <w:b/>
-          <w:noProof/>
           <w:color w:val="000000"/>
           <w:sz w:val="28"/>
           <w:szCs w:val="28"/>
           <w:lang w:eastAsia="zh-CN"/>
         </w:rPr>
+      </w:pPr>
+      <w:r>
+        <w:rPr>
+          <w:noProof/>
+        </w:rPr>
+        <w:t xml:space="preserve"> </w:t>
+      </w:r>
+      <w:r>
+        <w:rPr>
+          <w:noProof/>
+        </w:rPr>
         <w:drawing>
-          <wp:inline distT="0" distB="0" distL="0" distR="0" wp14:anchorId="5D76AC8A" wp14:editId="2258DAC9">
-            <wp:extent cx="5856605" cy="7886065"/>
-            <wp:effectExtent l="0" t="0" r="0" b="635"/>
-            <wp:docPr id="7" name="Рисунок 7"/>
+          <wp:inline distT="0" distB="0" distL="0" distR="0" wp14:anchorId="2FF126B0" wp14:editId="7135399E">
+            <wp:extent cx="3210373" cy="6925642"/>
+            <wp:effectExtent l="0" t="0" r="9525" b="8890"/>
+            <wp:docPr id="3" name="Рисунок 3"/>
             <wp:cNvGraphicFramePr>
               <a:graphicFrameLocks xmlns:a="http://schemas.openxmlformats.org/drawingml/2006/main" noChangeAspect="1"/>
             </wp:cNvGraphicFramePr>
@@ -2962,27 +2991,20 @@
                     <pic:cNvPr id="1" name=""/>
                     <pic:cNvPicPr/>
                   </pic:nvPicPr>
-                  <pic:blipFill rotWithShape="1">
+                  <pic:blipFill>
                     <a:blip r:embed="rId10"/>
-                    <a:srcRect l="1411"/>
-                    <a:stretch/>
+                    <a:stretch>
+                      <a:fillRect/>
+                    </a:stretch>
                   </pic:blipFill>
-                  <pic:spPr bwMode="auto">
+                  <pic:spPr>
                     <a:xfrm>
                       <a:off x="0" y="0"/>
-                      <a:ext cx="5856605" cy="7886065"/>
+                      <a:ext cx="3210373" cy="6925642"/>
                     </a:xfrm>
                     <a:prstGeom prst="rect">
                       <a:avLst/>
                     </a:prstGeom>
-                    <a:ln>
-                      <a:noFill/>
-                    </a:ln>
-                    <a:extLst>
-                      <a:ext uri="{53640926-AAD7-44D8-BBD7-CCE9431645EC}">
-                        <a14:shadowObscured xmlns:a14="http://schemas.microsoft.com/office/drawing/2010/main"/>
-                      </a:ext>
-                    </a:extLst>
                   </pic:spPr>
                 </pic:pic>
               </a:graphicData>
@@ -12067,17 +12089,117 @@
           <w:color w:val="202020"/>
           <w:sz w:val="21"/>
           <w:szCs w:val="21"/>
-        </w:rPr>
-      </w:pPr>
+          <w:lang w:val="en-US"/>
+        </w:rPr>
+      </w:pPr>
+      <w:r>
+        <w:rPr>
+          <w:rFonts w:ascii="Consolas" w:hAnsi="Consolas"/>
+          <w:color w:val="CF222E"/>
+          <w:sz w:val="21"/>
+          <w:szCs w:val="21"/>
+          <w:lang w:val="en-US"/>
+        </w:rPr>
+        <w:t>int</w:t>
+      </w:r>
+      <w:r>
+        <w:rPr>
+          <w:rFonts w:ascii="Consolas" w:hAnsi="Consolas"/>
+          <w:color w:val="202020"/>
+          <w:sz w:val="21"/>
+          <w:szCs w:val="21"/>
+          <w:lang w:val="en-US"/>
+        </w:rPr>
+        <w:t xml:space="preserve"> </w:t>
+      </w:r>
+      <w:proofErr w:type="gramStart"/>
+      <w:r>
+        <w:rPr>
+          <w:rFonts w:ascii="Consolas" w:hAnsi="Consolas"/>
+          <w:color w:val="8250DF"/>
+          <w:sz w:val="21"/>
+          <w:szCs w:val="21"/>
+          <w:lang w:val="en-US"/>
+        </w:rPr>
+        <w:t>main</w:t>
+      </w:r>
+      <w:r>
+        <w:rPr>
+          <w:rFonts w:ascii="Consolas" w:hAnsi="Consolas"/>
+          <w:color w:val="202020"/>
+          <w:sz w:val="21"/>
+          <w:szCs w:val="21"/>
+          <w:lang w:val="en-US"/>
+        </w:rPr>
+        <w:t>(</w:t>
+      </w:r>
+      <w:proofErr w:type="gramEnd"/>
+      <w:r>
+        <w:rPr>
+          <w:rFonts w:ascii="Consolas" w:hAnsi="Consolas"/>
+          <w:color w:val="202020"/>
+          <w:sz w:val="21"/>
+          <w:szCs w:val="21"/>
+          <w:lang w:val="en-US"/>
+        </w:rPr>
+        <w:t>) {</w:t>
+      </w:r>
+    </w:p>
+    <w:p>
+      <w:pPr>
+        <w:shd w:val="clear" w:color="auto" w:fill="FFFFFF"/>
+        <w:spacing w:line="285" w:lineRule="atLeast"/>
+        <w:rPr>
+          <w:rFonts w:ascii="Consolas" w:hAnsi="Consolas"/>
+          <w:color w:val="202020"/>
+          <w:sz w:val="21"/>
+          <w:szCs w:val="21"/>
+          <w:lang w:val="en-US"/>
+        </w:rPr>
+      </w:pPr>
+      <w:r>
+        <w:rPr>
+          <w:rFonts w:ascii="Consolas" w:hAnsi="Consolas"/>
+          <w:color w:val="202020"/>
+          <w:sz w:val="21"/>
+          <w:szCs w:val="21"/>
+          <w:lang w:val="en-US"/>
+        </w:rPr>
+        <w:t xml:space="preserve">    </w:t>
+      </w:r>
+    </w:p>
+    <w:p>
+      <w:pPr>
+        <w:shd w:val="clear" w:color="auto" w:fill="FFFFFF"/>
+        <w:spacing w:line="285" w:lineRule="atLeast"/>
+        <w:rPr>
+          <w:rFonts w:ascii="Consolas" w:hAnsi="Consolas"/>
+          <w:color w:val="202020"/>
+          <w:sz w:val="21"/>
+          <w:szCs w:val="21"/>
+          <w:lang w:val="en-US"/>
+        </w:rPr>
+      </w:pPr>
+      <w:r>
+        <w:rPr>
+          <w:rFonts w:ascii="Consolas" w:hAnsi="Consolas"/>
+          <w:color w:val="202020"/>
+          <w:sz w:val="21"/>
+          <w:szCs w:val="21"/>
+          <w:lang w:val="en-US"/>
+        </w:rPr>
+        <w:t xml:space="preserve">    </w:t>
+      </w:r>
       <w:proofErr w:type="spellStart"/>
       <w:r>
         <w:rPr>
           <w:rFonts w:ascii="Consolas" w:hAnsi="Consolas"/>
-          <w:color w:val="CF222E"/>
-          <w:sz w:val="21"/>
-          <w:szCs w:val="21"/>
-        </w:rPr>
-        <w:t>int</w:t>
+          <w:color w:val="1F2328"/>
+          <w:sz w:val="21"/>
+          <w:szCs w:val="21"/>
+          <w:lang w:val="en-US"/>
+        </w:rPr>
+        <w:t>cout</w:t>
       </w:r>
       <w:proofErr w:type="spellEnd"/>
       <w:r>
@@ -12086,39 +12208,730 @@
           <w:color w:val="202020"/>
           <w:sz w:val="21"/>
           <w:szCs w:val="21"/>
-        </w:rPr>
-        <w:t xml:space="preserve"> </w:t>
+          <w:lang w:val="en-US"/>
+        </w:rPr>
+        <w:t xml:space="preserve"> </w:t>
+      </w:r>
+      <w:r>
+        <w:rPr>
+          <w:rFonts w:ascii="Consolas" w:hAnsi="Consolas"/>
+          <w:color w:val="8250DF"/>
+          <w:sz w:val="21"/>
+          <w:szCs w:val="21"/>
+          <w:lang w:val="en-US"/>
+        </w:rPr>
+        <w:t>&lt;&lt;</w:t>
+      </w:r>
+      <w:r>
+        <w:rPr>
+          <w:rFonts w:ascii="Consolas" w:hAnsi="Consolas"/>
+          <w:color w:val="202020"/>
+          <w:sz w:val="21"/>
+          <w:szCs w:val="21"/>
+          <w:lang w:val="en-US"/>
+        </w:rPr>
+        <w:t xml:space="preserve"> </w:t>
+      </w:r>
+      <w:proofErr w:type="gramStart"/>
+      <w:r>
+        <w:rPr>
+          <w:rFonts w:ascii="Consolas" w:hAnsi="Consolas"/>
+          <w:color w:val="8250DF"/>
+          <w:sz w:val="21"/>
+          <w:szCs w:val="21"/>
+          <w:lang w:val="en-US"/>
+        </w:rPr>
+        <w:t>ff</w:t>
+      </w:r>
+      <w:r>
+        <w:rPr>
+          <w:rFonts w:ascii="Consolas" w:hAnsi="Consolas"/>
+          <w:color w:val="202020"/>
+          <w:sz w:val="21"/>
+          <w:szCs w:val="21"/>
+          <w:lang w:val="en-US"/>
+        </w:rPr>
+        <w:t>(</w:t>
+      </w:r>
+      <w:proofErr w:type="gramEnd"/>
+      <w:r>
+        <w:rPr>
+          <w:rFonts w:ascii="Consolas" w:hAnsi="Consolas"/>
+          <w:color w:val="098658"/>
+          <w:sz w:val="21"/>
+          <w:szCs w:val="21"/>
+          <w:lang w:val="en-US"/>
+        </w:rPr>
+        <w:t>1000</w:t>
+      </w:r>
+      <w:r>
+        <w:rPr>
+          <w:rFonts w:ascii="Consolas" w:hAnsi="Consolas"/>
+          <w:color w:val="202020"/>
+          <w:sz w:val="21"/>
+          <w:szCs w:val="21"/>
+          <w:lang w:val="en-US"/>
+        </w:rPr>
+        <w:t xml:space="preserve">, </w:t>
+      </w:r>
+      <w:r>
+        <w:rPr>
+          <w:rFonts w:ascii="Consolas" w:hAnsi="Consolas"/>
+          <w:color w:val="098658"/>
+          <w:sz w:val="21"/>
+          <w:szCs w:val="21"/>
+          <w:lang w:val="en-US"/>
+        </w:rPr>
+        <w:t>0.0001</w:t>
+      </w:r>
+      <w:r>
+        <w:rPr>
+          <w:rFonts w:ascii="Consolas" w:hAnsi="Consolas"/>
+          <w:color w:val="202020"/>
+          <w:sz w:val="21"/>
+          <w:szCs w:val="21"/>
+          <w:lang w:val="en-US"/>
+        </w:rPr>
+        <w:t xml:space="preserve">) </w:t>
+      </w:r>
+      <w:r>
+        <w:rPr>
+          <w:rFonts w:ascii="Consolas" w:hAnsi="Consolas"/>
+          <w:color w:val="8250DF"/>
+          <w:sz w:val="21"/>
+          <w:szCs w:val="21"/>
+          <w:lang w:val="en-US"/>
+        </w:rPr>
+        <w:t>&lt;&lt;</w:t>
+      </w:r>
+      <w:r>
+        <w:rPr>
+          <w:rFonts w:ascii="Consolas" w:hAnsi="Consolas"/>
+          <w:color w:val="202020"/>
+          <w:sz w:val="21"/>
+          <w:szCs w:val="21"/>
+          <w:lang w:val="en-US"/>
+        </w:rPr>
+        <w:t xml:space="preserve"> </w:t>
+      </w:r>
+      <w:proofErr w:type="spellStart"/>
+      <w:r>
+        <w:rPr>
+          <w:rFonts w:ascii="Consolas" w:hAnsi="Consolas"/>
+          <w:color w:val="8250DF"/>
+          <w:sz w:val="21"/>
+          <w:szCs w:val="21"/>
+          <w:lang w:val="en-US"/>
+        </w:rPr>
+        <w:t>endl</w:t>
+      </w:r>
+      <w:proofErr w:type="spellEnd"/>
+      <w:r>
+        <w:rPr>
+          <w:rFonts w:ascii="Consolas" w:hAnsi="Consolas"/>
+          <w:color w:val="202020"/>
+          <w:sz w:val="21"/>
+          <w:szCs w:val="21"/>
+          <w:lang w:val="en-US"/>
+        </w:rPr>
+        <w:t>;</w:t>
+      </w:r>
+      <w:r>
+        <w:rPr>
+          <w:rFonts w:ascii="Consolas" w:hAnsi="Consolas"/>
+          <w:color w:val="6E7781"/>
+          <w:sz w:val="21"/>
+          <w:szCs w:val="21"/>
+          <w:lang w:val="en-US"/>
+        </w:rPr>
+        <w:t xml:space="preserve">  // </w:t>
+      </w:r>
+      <w:r>
+        <w:rPr>
+          <w:rFonts w:ascii="Consolas" w:hAnsi="Consolas"/>
+          <w:color w:val="6E7781"/>
+          <w:sz w:val="21"/>
+          <w:szCs w:val="21"/>
+        </w:rPr>
+        <w:t>Вычисляем</w:t>
+      </w:r>
+      <w:r>
+        <w:rPr>
+          <w:rFonts w:ascii="Consolas" w:hAnsi="Consolas"/>
+          <w:color w:val="6E7781"/>
+          <w:sz w:val="21"/>
+          <w:szCs w:val="21"/>
+          <w:lang w:val="en-US"/>
+        </w:rPr>
+        <w:t xml:space="preserve"> </w:t>
+      </w:r>
+      <w:r>
+        <w:rPr>
+          <w:rFonts w:ascii="Consolas" w:hAnsi="Consolas"/>
+          <w:color w:val="6E7781"/>
+          <w:sz w:val="21"/>
+          <w:szCs w:val="21"/>
+        </w:rPr>
+        <w:t>функцию</w:t>
+      </w:r>
+      <w:r>
+        <w:rPr>
+          <w:rFonts w:ascii="Consolas" w:hAnsi="Consolas"/>
+          <w:color w:val="6E7781"/>
+          <w:sz w:val="21"/>
+          <w:szCs w:val="21"/>
+          <w:lang w:val="en-US"/>
+        </w:rPr>
+        <w:t xml:space="preserve"> ff </w:t>
+      </w:r>
+      <w:r>
+        <w:rPr>
+          <w:rFonts w:ascii="Consolas" w:hAnsi="Consolas"/>
+          <w:color w:val="6E7781"/>
+          <w:sz w:val="21"/>
+          <w:szCs w:val="21"/>
+        </w:rPr>
+        <w:t>от</w:t>
+      </w:r>
+      <w:r>
+        <w:rPr>
+          <w:rFonts w:ascii="Consolas" w:hAnsi="Consolas"/>
+          <w:color w:val="6E7781"/>
+          <w:sz w:val="21"/>
+          <w:szCs w:val="21"/>
+          <w:lang w:val="en-US"/>
+        </w:rPr>
+        <w:t xml:space="preserve"> a = 1000, b = 0.0001</w:t>
+      </w:r>
+    </w:p>
+    <w:p>
+      <w:pPr>
+        <w:shd w:val="clear" w:color="auto" w:fill="FFFFFF"/>
+        <w:spacing w:line="285" w:lineRule="atLeast"/>
+        <w:rPr>
+          <w:rFonts w:ascii="Consolas" w:hAnsi="Consolas"/>
+          <w:color w:val="202020"/>
+          <w:sz w:val="21"/>
+          <w:szCs w:val="21"/>
+        </w:rPr>
+      </w:pPr>
+      <w:r>
+        <w:rPr>
+          <w:rFonts w:ascii="Consolas" w:hAnsi="Consolas"/>
+          <w:color w:val="202020"/>
+          <w:sz w:val="21"/>
+          <w:szCs w:val="21"/>
+          <w:lang w:val="en-US"/>
+        </w:rPr>
+        <w:t xml:space="preserve">    </w:t>
+      </w:r>
+      <w:proofErr w:type="spellStart"/>
+      <w:r>
+        <w:rPr>
+          <w:rFonts w:ascii="Consolas" w:hAnsi="Consolas"/>
+          <w:color w:val="1F2328"/>
+          <w:sz w:val="21"/>
+          <w:szCs w:val="21"/>
+        </w:rPr>
+        <w:t>cout</w:t>
+      </w:r>
+      <w:proofErr w:type="spellEnd"/>
+      <w:r>
+        <w:rPr>
+          <w:rFonts w:ascii="Consolas" w:hAnsi="Consolas"/>
+          <w:color w:val="202020"/>
+          <w:sz w:val="21"/>
+          <w:szCs w:val="21"/>
+        </w:rPr>
+        <w:t xml:space="preserve"> </w:t>
+      </w:r>
+      <w:proofErr w:type="gramStart"/>
+      <w:r>
+        <w:rPr>
+          <w:rFonts w:ascii="Consolas" w:hAnsi="Consolas"/>
+          <w:color w:val="8250DF"/>
+          <w:sz w:val="21"/>
+          <w:szCs w:val="21"/>
+        </w:rPr>
+        <w:t>&lt;&lt;</w:t>
+      </w:r>
+      <w:r>
+        <w:rPr>
+          <w:rFonts w:ascii="Consolas" w:hAnsi="Consolas"/>
+          <w:color w:val="202020"/>
+          <w:sz w:val="21"/>
+          <w:szCs w:val="21"/>
+        </w:rPr>
+        <w:t xml:space="preserve"> </w:t>
+      </w:r>
+      <w:r>
+        <w:rPr>
+          <w:rFonts w:ascii="Consolas" w:hAnsi="Consolas"/>
+          <w:color w:val="0A3069"/>
+          <w:sz w:val="21"/>
+          <w:szCs w:val="21"/>
+        </w:rPr>
+        <w:t>"</w:t>
+      </w:r>
+      <w:proofErr w:type="gramEnd"/>
+      <w:r>
+        <w:rPr>
+          <w:rFonts w:ascii="Consolas" w:hAnsi="Consolas"/>
+          <w:color w:val="EE0000"/>
+          <w:sz w:val="21"/>
+          <w:szCs w:val="21"/>
+        </w:rPr>
+        <w:t>\n</w:t>
+      </w:r>
+      <w:r>
+        <w:rPr>
+          <w:rFonts w:ascii="Consolas" w:hAnsi="Consolas"/>
+          <w:color w:val="0A3069"/>
+          <w:sz w:val="21"/>
+          <w:szCs w:val="21"/>
+        </w:rPr>
+        <w:t>"</w:t>
+      </w:r>
+      <w:r>
+        <w:rPr>
+          <w:rFonts w:ascii="Consolas" w:hAnsi="Consolas"/>
+          <w:color w:val="202020"/>
+          <w:sz w:val="21"/>
+          <w:szCs w:val="21"/>
+        </w:rPr>
+        <w:t>;</w:t>
+      </w:r>
+      <w:r>
+        <w:rPr>
+          <w:rFonts w:ascii="Consolas" w:hAnsi="Consolas"/>
+          <w:color w:val="6E7781"/>
+          <w:sz w:val="21"/>
+          <w:szCs w:val="21"/>
+        </w:rPr>
+        <w:t xml:space="preserve"> // Печатаем в консоль пустую строку для визуального разделения блоков результатов</w:t>
+      </w:r>
+    </w:p>
+    <w:p>
+      <w:pPr>
+        <w:shd w:val="clear" w:color="auto" w:fill="FFFFFF"/>
+        <w:spacing w:line="285" w:lineRule="atLeast"/>
+        <w:rPr>
+          <w:rFonts w:ascii="Consolas" w:hAnsi="Consolas"/>
+          <w:color w:val="202020"/>
+          <w:sz w:val="21"/>
+          <w:szCs w:val="21"/>
+        </w:rPr>
+      </w:pPr>
+      <w:r>
+        <w:rPr>
+          <w:rFonts w:ascii="Consolas" w:hAnsi="Consolas"/>
+          <w:color w:val="202020"/>
+          <w:sz w:val="21"/>
+          <w:szCs w:val="21"/>
+        </w:rPr>
+        <w:t xml:space="preserve">    </w:t>
+      </w:r>
+      <w:proofErr w:type="spellStart"/>
+      <w:r>
+        <w:rPr>
+          <w:rFonts w:ascii="Consolas" w:hAnsi="Consolas"/>
+          <w:color w:val="1F2328"/>
+          <w:sz w:val="21"/>
+          <w:szCs w:val="21"/>
+        </w:rPr>
+        <w:t>cout</w:t>
+      </w:r>
+      <w:proofErr w:type="spellEnd"/>
+      <w:r>
+        <w:rPr>
+          <w:rFonts w:ascii="Consolas" w:hAnsi="Consolas"/>
+          <w:color w:val="202020"/>
+          <w:sz w:val="21"/>
+          <w:szCs w:val="21"/>
+        </w:rPr>
+        <w:t xml:space="preserve"> </w:t>
+      </w:r>
+      <w:proofErr w:type="gramStart"/>
+      <w:r>
+        <w:rPr>
+          <w:rFonts w:ascii="Consolas" w:hAnsi="Consolas"/>
+          <w:color w:val="8250DF"/>
+          <w:sz w:val="21"/>
+          <w:szCs w:val="21"/>
+        </w:rPr>
+        <w:t>&lt;&lt;</w:t>
+      </w:r>
+      <w:r>
+        <w:rPr>
+          <w:rFonts w:ascii="Consolas" w:hAnsi="Consolas"/>
+          <w:color w:val="202020"/>
+          <w:sz w:val="21"/>
+          <w:szCs w:val="21"/>
+        </w:rPr>
+        <w:t xml:space="preserve"> </w:t>
+      </w:r>
+      <w:proofErr w:type="spellStart"/>
+      <w:r>
+        <w:rPr>
+          <w:rFonts w:ascii="Consolas" w:hAnsi="Consolas"/>
+          <w:color w:val="8250DF"/>
+          <w:sz w:val="21"/>
+          <w:szCs w:val="21"/>
+        </w:rPr>
+        <w:t>dd</w:t>
+      </w:r>
+      <w:proofErr w:type="spellEnd"/>
+      <w:proofErr w:type="gramEnd"/>
+      <w:r>
+        <w:rPr>
+          <w:rFonts w:ascii="Consolas" w:hAnsi="Consolas"/>
+          <w:color w:val="202020"/>
+          <w:sz w:val="21"/>
+          <w:szCs w:val="21"/>
+        </w:rPr>
+        <w:t>(</w:t>
+      </w:r>
+      <w:r>
+        <w:rPr>
+          <w:rFonts w:ascii="Consolas" w:hAnsi="Consolas"/>
+          <w:color w:val="098658"/>
+          <w:sz w:val="21"/>
+          <w:szCs w:val="21"/>
+        </w:rPr>
+        <w:t>1000</w:t>
+      </w:r>
+      <w:r>
+        <w:rPr>
+          <w:rFonts w:ascii="Consolas" w:hAnsi="Consolas"/>
+          <w:color w:val="202020"/>
+          <w:sz w:val="21"/>
+          <w:szCs w:val="21"/>
+        </w:rPr>
+        <w:t xml:space="preserve">, </w:t>
+      </w:r>
+      <w:r>
+        <w:rPr>
+          <w:rFonts w:ascii="Consolas" w:hAnsi="Consolas"/>
+          <w:color w:val="098658"/>
+          <w:sz w:val="21"/>
+          <w:szCs w:val="21"/>
+        </w:rPr>
+        <w:t>0.0001</w:t>
+      </w:r>
+      <w:r>
+        <w:rPr>
+          <w:rFonts w:ascii="Consolas" w:hAnsi="Consolas"/>
+          <w:color w:val="202020"/>
+          <w:sz w:val="21"/>
+          <w:szCs w:val="21"/>
+        </w:rPr>
+        <w:t xml:space="preserve">) </w:t>
+      </w:r>
+      <w:r>
+        <w:rPr>
+          <w:rFonts w:ascii="Consolas" w:hAnsi="Consolas"/>
+          <w:color w:val="8250DF"/>
+          <w:sz w:val="21"/>
+          <w:szCs w:val="21"/>
+        </w:rPr>
+        <w:t>&lt;&lt;</w:t>
+      </w:r>
+      <w:r>
+        <w:rPr>
+          <w:rFonts w:ascii="Consolas" w:hAnsi="Consolas"/>
+          <w:color w:val="202020"/>
+          <w:sz w:val="21"/>
+          <w:szCs w:val="21"/>
+        </w:rPr>
+        <w:t xml:space="preserve"> </w:t>
+      </w:r>
+      <w:proofErr w:type="spellStart"/>
+      <w:r>
+        <w:rPr>
+          <w:rFonts w:ascii="Consolas" w:hAnsi="Consolas"/>
+          <w:color w:val="8250DF"/>
+          <w:sz w:val="21"/>
+          <w:szCs w:val="21"/>
+        </w:rPr>
+        <w:t>endl</w:t>
+      </w:r>
+      <w:proofErr w:type="spellEnd"/>
+      <w:r>
+        <w:rPr>
+          <w:rFonts w:ascii="Consolas" w:hAnsi="Consolas"/>
+          <w:color w:val="202020"/>
+          <w:sz w:val="21"/>
+          <w:szCs w:val="21"/>
+        </w:rPr>
+        <w:t>;</w:t>
+      </w:r>
+      <w:r>
+        <w:rPr>
+          <w:rFonts w:ascii="Consolas" w:hAnsi="Consolas"/>
+          <w:color w:val="6E7781"/>
+          <w:sz w:val="21"/>
+          <w:szCs w:val="21"/>
+        </w:rPr>
+        <w:t xml:space="preserve"> // Вычисляем функцию </w:t>
+      </w:r>
+      <w:proofErr w:type="spellStart"/>
+      <w:r>
+        <w:rPr>
+          <w:rFonts w:ascii="Consolas" w:hAnsi="Consolas"/>
+          <w:color w:val="6E7781"/>
+          <w:sz w:val="21"/>
+          <w:szCs w:val="21"/>
+        </w:rPr>
+        <w:t>dd</w:t>
+      </w:r>
+      <w:proofErr w:type="spellEnd"/>
+      <w:r>
+        <w:rPr>
+          <w:rFonts w:ascii="Consolas" w:hAnsi="Consolas"/>
+          <w:color w:val="6E7781"/>
+          <w:sz w:val="21"/>
+          <w:szCs w:val="21"/>
+        </w:rPr>
+        <w:t xml:space="preserve"> от a = 1000, b = 0.0001</w:t>
+      </w:r>
+    </w:p>
+    <w:p>
+      <w:pPr>
+        <w:shd w:val="clear" w:color="auto" w:fill="FFFFFF"/>
+        <w:spacing w:line="285" w:lineRule="atLeast"/>
+        <w:rPr>
+          <w:rFonts w:ascii="Consolas" w:hAnsi="Consolas"/>
+          <w:color w:val="202020"/>
+          <w:sz w:val="21"/>
+          <w:szCs w:val="21"/>
+        </w:rPr>
+      </w:pPr>
+    </w:p>
+    <w:p>
+      <w:pPr>
+        <w:shd w:val="clear" w:color="auto" w:fill="FFFFFF"/>
+        <w:spacing w:line="285" w:lineRule="atLeast"/>
+        <w:rPr>
+          <w:rFonts w:ascii="Consolas" w:hAnsi="Consolas"/>
+          <w:color w:val="202020"/>
+          <w:sz w:val="21"/>
+          <w:szCs w:val="21"/>
+        </w:rPr>
+      </w:pPr>
+      <w:r>
+        <w:rPr>
+          <w:rFonts w:ascii="Consolas" w:hAnsi="Consolas"/>
+          <w:color w:val="202020"/>
+          <w:sz w:val="21"/>
+          <w:szCs w:val="21"/>
+        </w:rPr>
+        <w:t xml:space="preserve">    </w:t>
+      </w:r>
+      <w:proofErr w:type="spellStart"/>
+      <w:r>
+        <w:rPr>
+          <w:rFonts w:ascii="Consolas" w:hAnsi="Consolas"/>
+          <w:color w:val="AF00DB"/>
+          <w:sz w:val="21"/>
+          <w:szCs w:val="21"/>
+        </w:rPr>
+        <w:t>return</w:t>
+      </w:r>
+      <w:proofErr w:type="spellEnd"/>
+      <w:r>
+        <w:rPr>
+          <w:rFonts w:ascii="Consolas" w:hAnsi="Consolas"/>
+          <w:color w:val="202020"/>
+          <w:sz w:val="21"/>
+          <w:szCs w:val="21"/>
+        </w:rPr>
+        <w:t xml:space="preserve"> </w:t>
+      </w:r>
+      <w:r>
+        <w:rPr>
+          <w:rFonts w:ascii="Consolas" w:hAnsi="Consolas"/>
+          <w:color w:val="098658"/>
+          <w:sz w:val="21"/>
+          <w:szCs w:val="21"/>
+        </w:rPr>
+        <w:t>0</w:t>
+      </w:r>
+      <w:r>
+        <w:rPr>
+          <w:rFonts w:ascii="Consolas" w:hAnsi="Consolas"/>
+          <w:color w:val="202020"/>
+          <w:sz w:val="21"/>
+          <w:szCs w:val="21"/>
+        </w:rPr>
+        <w:t>;</w:t>
+      </w:r>
+      <w:r>
+        <w:rPr>
+          <w:rFonts w:ascii="Consolas" w:hAnsi="Consolas"/>
+          <w:color w:val="6E7781"/>
+          <w:sz w:val="21"/>
+          <w:szCs w:val="21"/>
+        </w:rPr>
+        <w:t xml:space="preserve"> // Маркер успешного завершения программы</w:t>
+      </w:r>
+    </w:p>
+    <w:p>
+      <w:pPr>
+        <w:shd w:val="clear" w:color="auto" w:fill="FFFFFF"/>
+        <w:spacing w:line="285" w:lineRule="atLeast"/>
+        <w:rPr>
+          <w:rFonts w:ascii="Consolas" w:hAnsi="Consolas"/>
+          <w:color w:val="202020"/>
+          <w:sz w:val="21"/>
+          <w:szCs w:val="21"/>
+        </w:rPr>
+      </w:pPr>
+      <w:r>
+        <w:rPr>
+          <w:rFonts w:ascii="Consolas" w:hAnsi="Consolas"/>
+          <w:color w:val="202020"/>
+          <w:sz w:val="21"/>
+          <w:szCs w:val="21"/>
+        </w:rPr>
+        <w:t>}</w:t>
+      </w:r>
+    </w:p>
+    <w:p>
+      <w:pPr>
+        <w:shd w:val="clear" w:color="auto" w:fill="FFFFFF"/>
+        <w:spacing w:line="285" w:lineRule="atLeast"/>
+        <w:rPr>
+          <w:rFonts w:ascii="Consolas" w:hAnsi="Consolas"/>
+          <w:color w:val="202020"/>
+          <w:sz w:val="21"/>
+          <w:szCs w:val="21"/>
+        </w:rPr>
+      </w:pPr>
+    </w:p>
+    <w:p>
+      <w:pPr>
+        <w:shd w:val="clear" w:color="auto" w:fill="FFFFFF"/>
+        <w:spacing w:line="285" w:lineRule="atLeast"/>
+        <w:rPr>
+          <w:color w:val="202020"/>
+          <w:sz w:val="28"/>
+          <w:szCs w:val="28"/>
+        </w:rPr>
+      </w:pPr>
+      <w:r>
+        <w:rPr>
+          <w:color w:val="202020"/>
+          <w:sz w:val="28"/>
+          <w:szCs w:val="28"/>
+        </w:rPr>
+        <w:t>б</w:t>
+      </w:r>
+      <w:r>
+        <w:rPr>
+          <w:color w:val="202020"/>
+          <w:sz w:val="28"/>
+          <w:szCs w:val="28"/>
+        </w:rPr>
+        <w:t>)</w:t>
+      </w:r>
+    </w:p>
+    <w:p>
+      <w:pPr>
+        <w:shd w:val="clear" w:color="auto" w:fill="FFFFFF"/>
+        <w:spacing w:line="285" w:lineRule="atLeast"/>
+        <w:rPr>
+          <w:rFonts w:ascii="Consolas" w:hAnsi="Consolas"/>
+          <w:color w:val="202020"/>
+          <w:sz w:val="21"/>
+          <w:szCs w:val="21"/>
+        </w:rPr>
+      </w:pPr>
+      <w:r>
+        <w:rPr>
+          <w:rFonts w:ascii="Consolas" w:hAnsi="Consolas"/>
+          <w:color w:val="AF00DB"/>
+          <w:sz w:val="21"/>
+          <w:szCs w:val="21"/>
+        </w:rPr>
+        <w:t>#</w:t>
+      </w:r>
+      <w:proofErr w:type="spellStart"/>
+      <w:r>
+        <w:rPr>
+          <w:rFonts w:ascii="Consolas" w:hAnsi="Consolas"/>
+          <w:color w:val="AF00DB"/>
+          <w:sz w:val="21"/>
+          <w:szCs w:val="21"/>
+        </w:rPr>
+        <w:t>include</w:t>
+      </w:r>
+      <w:proofErr w:type="spellEnd"/>
+      <w:r>
+        <w:rPr>
+          <w:rFonts w:ascii="Consolas" w:hAnsi="Consolas"/>
+          <w:color w:val="0000FF"/>
+          <w:sz w:val="21"/>
+          <w:szCs w:val="21"/>
+        </w:rPr>
+        <w:t xml:space="preserve"> </w:t>
+      </w:r>
+      <w:r>
+        <w:rPr>
+          <w:rFonts w:ascii="Consolas" w:hAnsi="Consolas"/>
+          <w:color w:val="0A3069"/>
+          <w:sz w:val="21"/>
+          <w:szCs w:val="21"/>
+        </w:rPr>
+        <w:t>&lt;</w:t>
       </w:r>
       <w:proofErr w:type="spellStart"/>
       <w:proofErr w:type="gramStart"/>
       <w:r>
         <w:rPr>
           <w:rFonts w:ascii="Consolas" w:hAnsi="Consolas"/>
-          <w:color w:val="8250DF"/>
-          <w:sz w:val="21"/>
-          <w:szCs w:val="21"/>
-        </w:rPr>
-        <w:t>main</w:t>
+          <w:color w:val="0A3069"/>
+          <w:sz w:val="21"/>
+          <w:szCs w:val="21"/>
+        </w:rPr>
+        <w:t>iostream</w:t>
       </w:r>
       <w:proofErr w:type="spellEnd"/>
       <w:r>
         <w:rPr>
           <w:rFonts w:ascii="Consolas" w:hAnsi="Consolas"/>
-          <w:color w:val="202020"/>
-          <w:sz w:val="21"/>
-          <w:szCs w:val="21"/>
-        </w:rPr>
-        <w:t>(</w:t>
+          <w:color w:val="0A3069"/>
+          <w:sz w:val="21"/>
+          <w:szCs w:val="21"/>
+        </w:rPr>
+        <w:t>&gt;</w:t>
+      </w:r>
+      <w:r>
+        <w:rPr>
+          <w:rFonts w:ascii="Consolas" w:hAnsi="Consolas"/>
+          <w:color w:val="0000FF"/>
+          <w:sz w:val="21"/>
+          <w:szCs w:val="21"/>
+        </w:rPr>
+        <w:t xml:space="preserve">  </w:t>
+      </w:r>
+      <w:r>
+        <w:rPr>
+          <w:rFonts w:ascii="Consolas" w:hAnsi="Consolas"/>
+          <w:color w:val="6E7781"/>
+          <w:sz w:val="21"/>
+          <w:szCs w:val="21"/>
+        </w:rPr>
+        <w:t>/</w:t>
       </w:r>
       <w:proofErr w:type="gramEnd"/>
       <w:r>
         <w:rPr>
           <w:rFonts w:ascii="Consolas" w:hAnsi="Consolas"/>
-          <w:color w:val="202020"/>
-          <w:sz w:val="21"/>
-          <w:szCs w:val="21"/>
-        </w:rPr>
-        <w:t>) {</w:t>
+          <w:color w:val="6E7781"/>
+          <w:sz w:val="21"/>
+          <w:szCs w:val="21"/>
+        </w:rPr>
+        <w:t>/ Подключаем библиотеку для ввода и вывода данных</w:t>
       </w:r>
     </w:p>
     <w:p>
@@ -12135,11 +12948,80 @@
       <w:r>
         <w:rPr>
           <w:rFonts w:ascii="Consolas" w:hAnsi="Consolas"/>
-          <w:color w:val="202020"/>
-          <w:sz w:val="21"/>
-          <w:szCs w:val="21"/>
-        </w:rPr>
-        <w:t xml:space="preserve">    </w:t>
+          <w:color w:val="AF00DB"/>
+          <w:sz w:val="21"/>
+          <w:szCs w:val="21"/>
+        </w:rPr>
+        <w:t>#</w:t>
+      </w:r>
+      <w:proofErr w:type="spellStart"/>
+      <w:r>
+        <w:rPr>
+          <w:rFonts w:ascii="Consolas" w:hAnsi="Consolas"/>
+          <w:color w:val="AF00DB"/>
+          <w:sz w:val="21"/>
+          <w:szCs w:val="21"/>
+        </w:rPr>
+        <w:t>include</w:t>
+      </w:r>
+      <w:proofErr w:type="spellEnd"/>
+      <w:r>
+        <w:rPr>
+          <w:rFonts w:ascii="Consolas" w:hAnsi="Consolas"/>
+          <w:color w:val="0000FF"/>
+          <w:sz w:val="21"/>
+          <w:szCs w:val="21"/>
+        </w:rPr>
+        <w:t xml:space="preserve"> </w:t>
+      </w:r>
+      <w:r>
+        <w:rPr>
+          <w:rFonts w:ascii="Consolas" w:hAnsi="Consolas"/>
+          <w:color w:val="0A3069"/>
+          <w:sz w:val="21"/>
+          <w:szCs w:val="21"/>
+        </w:rPr>
+        <w:t>&lt;</w:t>
+      </w:r>
+      <w:proofErr w:type="spellStart"/>
+      <w:proofErr w:type="gramStart"/>
+      <w:r>
+        <w:rPr>
+          <w:rFonts w:ascii="Consolas" w:hAnsi="Consolas"/>
+          <w:color w:val="0A3069"/>
+          <w:sz w:val="21"/>
+          <w:szCs w:val="21"/>
+        </w:rPr>
+        <w:t>clocale</w:t>
+      </w:r>
+      <w:proofErr w:type="spellEnd"/>
+      <w:r>
+        <w:rPr>
+          <w:rFonts w:ascii="Consolas" w:hAnsi="Consolas"/>
+          <w:color w:val="0A3069"/>
+          <w:sz w:val="21"/>
+          <w:szCs w:val="21"/>
+        </w:rPr>
+        <w:t>&gt;</w:t>
+      </w:r>
+      <w:r>
+        <w:rPr>
+          <w:rFonts w:ascii="Consolas" w:hAnsi="Consolas"/>
+          <w:color w:val="0000FF"/>
+          <w:sz w:val="21"/>
+          <w:szCs w:val="21"/>
+        </w:rPr>
+        <w:t xml:space="preserve">   </w:t>
+      </w:r>
+      <w:proofErr w:type="gramEnd"/>
+      <w:r>
+        <w:rPr>
+          <w:rFonts w:ascii="Consolas" w:hAnsi="Consolas"/>
+          <w:color w:val="6E7781"/>
+          <w:sz w:val="21"/>
+          <w:szCs w:val="21"/>
+        </w:rPr>
+        <w:t>// Подключаем библиотеку для корректной настройки отображения языков</w:t>
       </w:r>
     </w:p>
     <w:p>
@@ -12153,178 +13035,6 @@
           <w:szCs w:val="21"/>
         </w:rPr>
       </w:pPr>
-      <w:r>
-        <w:rPr>
-          <w:rFonts w:ascii="Consolas" w:hAnsi="Consolas"/>
-          <w:color w:val="202020"/>
-          <w:sz w:val="21"/>
-          <w:szCs w:val="21"/>
-        </w:rPr>
-        <w:t xml:space="preserve">    </w:t>
-      </w:r>
-      <w:proofErr w:type="spellStart"/>
-      <w:r>
-        <w:rPr>
-          <w:rFonts w:ascii="Consolas" w:hAnsi="Consolas"/>
-          <w:color w:val="1F2328"/>
-          <w:sz w:val="21"/>
-          <w:szCs w:val="21"/>
-        </w:rPr>
-        <w:t>cout</w:t>
-      </w:r>
-      <w:proofErr w:type="spellEnd"/>
-      <w:r>
-        <w:rPr>
-          <w:rFonts w:ascii="Consolas" w:hAnsi="Consolas"/>
-          <w:color w:val="202020"/>
-          <w:sz w:val="21"/>
-          <w:szCs w:val="21"/>
-        </w:rPr>
-        <w:t xml:space="preserve"> </w:t>
-      </w:r>
-      <w:proofErr w:type="gramStart"/>
-      <w:r>
-        <w:rPr>
-          <w:rFonts w:ascii="Consolas" w:hAnsi="Consolas"/>
-          <w:color w:val="8250DF"/>
-          <w:sz w:val="21"/>
-          <w:szCs w:val="21"/>
-        </w:rPr>
-        <w:t>&lt;&lt;</w:t>
-      </w:r>
-      <w:r>
-        <w:rPr>
-          <w:rFonts w:ascii="Consolas" w:hAnsi="Consolas"/>
-          <w:color w:val="202020"/>
-          <w:sz w:val="21"/>
-          <w:szCs w:val="21"/>
-        </w:rPr>
-        <w:t xml:space="preserve"> </w:t>
-      </w:r>
-      <w:proofErr w:type="spellStart"/>
-      <w:r>
-        <w:rPr>
-          <w:rFonts w:ascii="Consolas" w:hAnsi="Consolas"/>
-          <w:color w:val="8250DF"/>
-          <w:sz w:val="21"/>
-          <w:szCs w:val="21"/>
-        </w:rPr>
-        <w:t>ff</w:t>
-      </w:r>
-      <w:proofErr w:type="spellEnd"/>
-      <w:proofErr w:type="gramEnd"/>
-      <w:r>
-        <w:rPr>
-          <w:rFonts w:ascii="Consolas" w:hAnsi="Consolas"/>
-          <w:color w:val="202020"/>
-          <w:sz w:val="21"/>
-          <w:szCs w:val="21"/>
-        </w:rPr>
-        <w:t>(</w:t>
-      </w:r>
-      <w:r>
-        <w:rPr>
-          <w:rFonts w:ascii="Consolas" w:hAnsi="Consolas"/>
-          <w:color w:val="098658"/>
-          <w:sz w:val="21"/>
-          <w:szCs w:val="21"/>
-        </w:rPr>
-        <w:t>1000</w:t>
-      </w:r>
-      <w:r>
-        <w:rPr>
-          <w:rFonts w:ascii="Consolas" w:hAnsi="Consolas"/>
-          <w:color w:val="202020"/>
-          <w:sz w:val="21"/>
-          <w:szCs w:val="21"/>
-        </w:rPr>
-        <w:t xml:space="preserve">, </w:t>
-      </w:r>
-      <w:r>
-        <w:rPr>
-          <w:rFonts w:ascii="Consolas" w:hAnsi="Consolas"/>
-          <w:color w:val="098658"/>
-          <w:sz w:val="21"/>
-          <w:szCs w:val="21"/>
-        </w:rPr>
-        <w:t>0.0001</w:t>
-      </w:r>
-      <w:r>
-        <w:rPr>
-          <w:rFonts w:ascii="Consolas" w:hAnsi="Consolas"/>
-          <w:color w:val="202020"/>
-          <w:sz w:val="21"/>
-          <w:szCs w:val="21"/>
-        </w:rPr>
-        <w:t xml:space="preserve">) </w:t>
-      </w:r>
-      <w:r>
-        <w:rPr>
-          <w:rFonts w:ascii="Consolas" w:hAnsi="Consolas"/>
-          <w:color w:val="8250DF"/>
-          <w:sz w:val="21"/>
-          <w:szCs w:val="21"/>
-        </w:rPr>
-        <w:t>&lt;&lt;</w:t>
-      </w:r>
-      <w:r>
-        <w:rPr>
-          <w:rFonts w:ascii="Consolas" w:hAnsi="Consolas"/>
-          <w:color w:val="202020"/>
-          <w:sz w:val="21"/>
-          <w:szCs w:val="21"/>
-        </w:rPr>
-        <w:t xml:space="preserve"> </w:t>
-      </w:r>
-      <w:proofErr w:type="spellStart"/>
-      <w:r>
-        <w:rPr>
-          <w:rFonts w:ascii="Consolas" w:hAnsi="Consolas"/>
-          <w:color w:val="8250DF"/>
-          <w:sz w:val="21"/>
-          <w:szCs w:val="21"/>
-        </w:rPr>
-        <w:t>endl</w:t>
-      </w:r>
-      <w:proofErr w:type="spellEnd"/>
-      <w:r>
-        <w:rPr>
-          <w:rFonts w:ascii="Consolas" w:hAnsi="Consolas"/>
-          <w:color w:val="202020"/>
-          <w:sz w:val="21"/>
-          <w:szCs w:val="21"/>
-        </w:rPr>
-        <w:t>;</w:t>
-      </w:r>
-      <w:r>
-        <w:rPr>
-          <w:rFonts w:ascii="Consolas" w:hAnsi="Consolas"/>
-          <w:color w:val="6E7781"/>
-          <w:sz w:val="21"/>
-          <w:szCs w:val="21"/>
-        </w:rPr>
-        <w:t xml:space="preserve">  // Вычисляем функцию </w:t>
-      </w:r>
-      <w:proofErr w:type="spellStart"/>
-      <w:r>
-        <w:rPr>
-          <w:rFonts w:ascii="Consolas" w:hAnsi="Consolas"/>
-          <w:color w:val="6E7781"/>
-          <w:sz w:val="21"/>
-          <w:szCs w:val="21"/>
-        </w:rPr>
-        <w:t>ff</w:t>
-      </w:r>
-      <w:proofErr w:type="spellEnd"/>
-      <w:r>
-        <w:rPr>
-          <w:rFonts w:ascii="Consolas" w:hAnsi="Consolas"/>
-          <w:color w:val="6E7781"/>
-          <w:sz w:val="21"/>
-          <w:szCs w:val="21"/>
-        </w:rPr>
-        <w:t xml:space="preserve"> от a = 1000, b = 0.0001</w:t>
-      </w:r>
     </w:p>
     <w:p>
       <w:pPr>
@@ -12337,24 +13047,15 @@
           <w:szCs w:val="21"/>
         </w:rPr>
       </w:pPr>
-      <w:r>
-        <w:rPr>
-          <w:rFonts w:ascii="Consolas" w:hAnsi="Consolas"/>
-          <w:color w:val="202020"/>
-          <w:sz w:val="21"/>
-          <w:szCs w:val="21"/>
-        </w:rPr>
-        <w:t xml:space="preserve">    </w:t>
-      </w:r>
       <w:proofErr w:type="spellStart"/>
       <w:r>
         <w:rPr>
           <w:rFonts w:ascii="Consolas" w:hAnsi="Consolas"/>
-          <w:color w:val="1F2328"/>
-          <w:sz w:val="21"/>
-          <w:szCs w:val="21"/>
-        </w:rPr>
-        <w:t>cout</w:t>
+          <w:color w:val="AF00DB"/>
+          <w:sz w:val="21"/>
+          <w:szCs w:val="21"/>
+        </w:rPr>
+        <w:t>using</w:t>
       </w:r>
       <w:proofErr w:type="spellEnd"/>
       <w:r>
@@ -12366,53 +13067,37 @@
         </w:rPr>
         <w:t xml:space="preserve"> </w:t>
       </w:r>
-      <w:proofErr w:type="gramStart"/>
-      <w:r>
-        <w:rPr>
-          <w:rFonts w:ascii="Consolas" w:hAnsi="Consolas"/>
-          <w:color w:val="8250DF"/>
-          <w:sz w:val="21"/>
-          <w:szCs w:val="21"/>
-        </w:rPr>
-        <w:t>&lt;&lt;</w:t>
-      </w:r>
-      <w:r>
-        <w:rPr>
-          <w:rFonts w:ascii="Consolas" w:hAnsi="Consolas"/>
-          <w:color w:val="202020"/>
-          <w:sz w:val="21"/>
-          <w:szCs w:val="21"/>
-        </w:rPr>
-        <w:t xml:space="preserve"> </w:t>
-      </w:r>
-      <w:r>
-        <w:rPr>
-          <w:rFonts w:ascii="Consolas" w:hAnsi="Consolas"/>
-          <w:color w:val="0A3069"/>
-          <w:sz w:val="21"/>
-          <w:szCs w:val="21"/>
-        </w:rPr>
-        <w:t>"</w:t>
-      </w:r>
-      <w:proofErr w:type="gramEnd"/>
-      <w:r>
-        <w:rPr>
-          <w:rFonts w:ascii="Consolas" w:hAnsi="Consolas"/>
-          <w:color w:val="EE0000"/>
-          <w:sz w:val="21"/>
-          <w:szCs w:val="21"/>
-        </w:rPr>
-        <w:t>\n</w:t>
-      </w:r>
-      <w:r>
-        <w:rPr>
-          <w:rFonts w:ascii="Consolas" w:hAnsi="Consolas"/>
-          <w:color w:val="0A3069"/>
-          <w:sz w:val="21"/>
-          <w:szCs w:val="21"/>
-        </w:rPr>
-        <w:t>"</w:t>
-      </w:r>
+      <w:proofErr w:type="spellStart"/>
+      <w:r>
+        <w:rPr>
+          <w:rFonts w:ascii="Consolas" w:hAnsi="Consolas"/>
+          <w:color w:val="CF222E"/>
+          <w:sz w:val="21"/>
+          <w:szCs w:val="21"/>
+        </w:rPr>
+        <w:t>namespace</w:t>
+      </w:r>
+      <w:proofErr w:type="spellEnd"/>
+      <w:r>
+        <w:rPr>
+          <w:rFonts w:ascii="Consolas" w:hAnsi="Consolas"/>
+          <w:color w:val="202020"/>
+          <w:sz w:val="21"/>
+          <w:szCs w:val="21"/>
+        </w:rPr>
+        <w:t xml:space="preserve"> </w:t>
+      </w:r>
+      <w:proofErr w:type="spellStart"/>
+      <w:r>
+        <w:rPr>
+          <w:rFonts w:ascii="Consolas" w:hAnsi="Consolas"/>
+          <w:color w:val="267F99"/>
+          <w:sz w:val="21"/>
+          <w:szCs w:val="21"/>
+        </w:rPr>
+        <w:t>std</w:t>
+      </w:r>
+      <w:proofErr w:type="spellEnd"/>
       <w:r>
         <w:rPr>
           <w:rFonts w:ascii="Consolas" w:hAnsi="Consolas"/>
@@ -12429,7 +13114,7 @@
           <w:sz w:val="21"/>
           <w:szCs w:val="21"/>
         </w:rPr>
-        <w:t xml:space="preserve"> // Печатаем в консоль пустую строку для визуального разделения блоков результатов</w:t>
+        <w:t xml:space="preserve"> // Используем стандартное пространство имён</w:t>
       </w:r>
     </w:p>
     <w:p>
@@ -12443,178 +13128,6 @@
           <w:szCs w:val="21"/>
         </w:rPr>
       </w:pPr>
-      <w:r>
-        <w:rPr>
-          <w:rFonts w:ascii="Consolas" w:hAnsi="Consolas"/>
-          <w:color w:val="202020"/>
-          <w:sz w:val="21"/>
-          <w:szCs w:val="21"/>
-        </w:rPr>
-        <w:t xml:space="preserve">    </w:t>
-      </w:r>
-      <w:proofErr w:type="spellStart"/>
-      <w:r>
-        <w:rPr>
-          <w:rFonts w:ascii="Consolas" w:hAnsi="Consolas"/>
-          <w:color w:val="1F2328"/>
-          <w:sz w:val="21"/>
-          <w:szCs w:val="21"/>
-        </w:rPr>
-        <w:t>cout</w:t>
-      </w:r>
-      <w:proofErr w:type="spellEnd"/>
-      <w:r>
-        <w:rPr>
-          <w:rFonts w:ascii="Consolas" w:hAnsi="Consolas"/>
-          <w:color w:val="202020"/>
-          <w:sz w:val="21"/>
-          <w:szCs w:val="21"/>
-        </w:rPr>
-        <w:t xml:space="preserve"> </w:t>
-      </w:r>
-      <w:proofErr w:type="gramStart"/>
-      <w:r>
-        <w:rPr>
-          <w:rFonts w:ascii="Consolas" w:hAnsi="Consolas"/>
-          <w:color w:val="8250DF"/>
-          <w:sz w:val="21"/>
-          <w:szCs w:val="21"/>
-        </w:rPr>
-        <w:t>&lt;&lt;</w:t>
-      </w:r>
-      <w:r>
-        <w:rPr>
-          <w:rFonts w:ascii="Consolas" w:hAnsi="Consolas"/>
-          <w:color w:val="202020"/>
-          <w:sz w:val="21"/>
-          <w:szCs w:val="21"/>
-        </w:rPr>
-        <w:t xml:space="preserve"> </w:t>
-      </w:r>
-      <w:proofErr w:type="spellStart"/>
-      <w:r>
-        <w:rPr>
-          <w:rFonts w:ascii="Consolas" w:hAnsi="Consolas"/>
-          <w:color w:val="8250DF"/>
-          <w:sz w:val="21"/>
-          <w:szCs w:val="21"/>
-        </w:rPr>
-        <w:t>dd</w:t>
-      </w:r>
-      <w:proofErr w:type="spellEnd"/>
-      <w:proofErr w:type="gramEnd"/>
-      <w:r>
-        <w:rPr>
-          <w:rFonts w:ascii="Consolas" w:hAnsi="Consolas"/>
-          <w:color w:val="202020"/>
-          <w:sz w:val="21"/>
-          <w:szCs w:val="21"/>
-        </w:rPr>
-        <w:t>(</w:t>
-      </w:r>
-      <w:r>
-        <w:rPr>
-          <w:rFonts w:ascii="Consolas" w:hAnsi="Consolas"/>
-          <w:color w:val="098658"/>
-          <w:sz w:val="21"/>
-          <w:szCs w:val="21"/>
-        </w:rPr>
-        <w:t>1000</w:t>
-      </w:r>
-      <w:r>
-        <w:rPr>
-          <w:rFonts w:ascii="Consolas" w:hAnsi="Consolas"/>
-          <w:color w:val="202020"/>
-          <w:sz w:val="21"/>
-          <w:szCs w:val="21"/>
-        </w:rPr>
-        <w:t xml:space="preserve">, </w:t>
-      </w:r>
-      <w:r>
-        <w:rPr>
-          <w:rFonts w:ascii="Consolas" w:hAnsi="Consolas"/>
-          <w:color w:val="098658"/>
-          <w:sz w:val="21"/>
-          <w:szCs w:val="21"/>
-        </w:rPr>
-        <w:t>0.0001</w:t>
-      </w:r>
-      <w:r>
-        <w:rPr>
-          <w:rFonts w:ascii="Consolas" w:hAnsi="Consolas"/>
-          <w:color w:val="202020"/>
-          <w:sz w:val="21"/>
-          <w:szCs w:val="21"/>
-        </w:rPr>
-        <w:t xml:space="preserve">) </w:t>
-      </w:r>
-      <w:r>
-        <w:rPr>
-          <w:rFonts w:ascii="Consolas" w:hAnsi="Consolas"/>
-          <w:color w:val="8250DF"/>
-          <w:sz w:val="21"/>
-          <w:szCs w:val="21"/>
-        </w:rPr>
-        <w:t>&lt;&lt;</w:t>
-      </w:r>
-      <w:r>
-        <w:rPr>
-          <w:rFonts w:ascii="Consolas" w:hAnsi="Consolas"/>
-          <w:color w:val="202020"/>
-          <w:sz w:val="21"/>
-          <w:szCs w:val="21"/>
-        </w:rPr>
-        <w:t xml:space="preserve"> </w:t>
-      </w:r>
-      <w:proofErr w:type="spellStart"/>
-      <w:r>
-        <w:rPr>
-          <w:rFonts w:ascii="Consolas" w:hAnsi="Consolas"/>
-          <w:color w:val="8250DF"/>
-          <w:sz w:val="21"/>
-          <w:szCs w:val="21"/>
-        </w:rPr>
-        <w:t>endl</w:t>
-      </w:r>
-      <w:proofErr w:type="spellEnd"/>
-      <w:r>
-        <w:rPr>
-          <w:rFonts w:ascii="Consolas" w:hAnsi="Consolas"/>
-          <w:color w:val="202020"/>
-          <w:sz w:val="21"/>
-          <w:szCs w:val="21"/>
-        </w:rPr>
-        <w:t>;</w:t>
-      </w:r>
-      <w:r>
-        <w:rPr>
-          <w:rFonts w:ascii="Consolas" w:hAnsi="Consolas"/>
-          <w:color w:val="6E7781"/>
-          <w:sz w:val="21"/>
-          <w:szCs w:val="21"/>
-        </w:rPr>
-        <w:t xml:space="preserve"> // Вычисляем функцию </w:t>
-      </w:r>
-      <w:proofErr w:type="spellStart"/>
-      <w:r>
-        <w:rPr>
-          <w:rFonts w:ascii="Consolas" w:hAnsi="Consolas"/>
-          <w:color w:val="6E7781"/>
-          <w:sz w:val="21"/>
-          <w:szCs w:val="21"/>
-        </w:rPr>
-        <w:t>dd</w:t>
-      </w:r>
-      <w:proofErr w:type="spellEnd"/>
-      <w:r>
-        <w:rPr>
-          <w:rFonts w:ascii="Consolas" w:hAnsi="Consolas"/>
-          <w:color w:val="6E7781"/>
-          <w:sz w:val="21"/>
-          <w:szCs w:val="21"/>
-        </w:rPr>
-        <w:t xml:space="preserve"> от a = 1000, b = 0.0001</w:t>
-      </w:r>
     </w:p>
     <w:p>
       <w:pPr>
@@ -12627,6 +13140,57 @@
           <w:szCs w:val="21"/>
         </w:rPr>
       </w:pPr>
+      <w:proofErr w:type="spellStart"/>
+      <w:r>
+        <w:rPr>
+          <w:rFonts w:ascii="Consolas" w:hAnsi="Consolas"/>
+          <w:color w:val="CF222E"/>
+          <w:sz w:val="21"/>
+          <w:szCs w:val="21"/>
+        </w:rPr>
+        <w:t>int</w:t>
+      </w:r>
+      <w:proofErr w:type="spellEnd"/>
+      <w:r>
+        <w:rPr>
+          <w:rFonts w:ascii="Consolas" w:hAnsi="Consolas"/>
+          <w:color w:val="202020"/>
+          <w:sz w:val="21"/>
+          <w:szCs w:val="21"/>
+        </w:rPr>
+        <w:t xml:space="preserve"> </w:t>
+      </w:r>
+      <w:proofErr w:type="spellStart"/>
+      <w:proofErr w:type="gramStart"/>
+      <w:r>
+        <w:rPr>
+          <w:rFonts w:ascii="Consolas" w:hAnsi="Consolas"/>
+          <w:color w:val="8250DF"/>
+          <w:sz w:val="21"/>
+          <w:szCs w:val="21"/>
+        </w:rPr>
+        <w:t>main</w:t>
+      </w:r>
+      <w:proofErr w:type="spellEnd"/>
+      <w:r>
+        <w:rPr>
+          <w:rFonts w:ascii="Consolas" w:hAnsi="Consolas"/>
+          <w:color w:val="202020"/>
+          <w:sz w:val="21"/>
+          <w:szCs w:val="21"/>
+        </w:rPr>
+        <w:t>(</w:t>
+      </w:r>
+      <w:proofErr w:type="gramEnd"/>
+      <w:r>
+        <w:rPr>
+          <w:rFonts w:ascii="Consolas" w:hAnsi="Consolas"/>
+          <w:color w:val="202020"/>
+          <w:sz w:val="21"/>
+          <w:szCs w:val="21"/>
+        </w:rPr>
+        <w:t>) {</w:t>
+      </w:r>
     </w:p>
     <w:p>
       <w:pPr>
@@ -12642,58 +13206,11 @@
       <w:r>
         <w:rPr>
           <w:rFonts w:ascii="Consolas" w:hAnsi="Consolas"/>
-          <w:color w:val="202020"/>
-          <w:sz w:val="21"/>
-          <w:szCs w:val="21"/>
-        </w:rPr>
-        <w:t xml:space="preserve">    </w:t>
-      </w:r>
-      <w:proofErr w:type="spellStart"/>
-      <w:r>
-        <w:rPr>
-          <w:rFonts w:ascii="Consolas" w:hAnsi="Consolas"/>
-          <w:color w:val="AF00DB"/>
-          <w:sz w:val="21"/>
-          <w:szCs w:val="21"/>
-        </w:rPr>
-        <w:t>return</w:t>
-      </w:r>
-      <w:proofErr w:type="spellEnd"/>
-      <w:r>
-        <w:rPr>
-          <w:rFonts w:ascii="Consolas" w:hAnsi="Consolas"/>
-          <w:color w:val="202020"/>
-          <w:sz w:val="21"/>
-          <w:szCs w:val="21"/>
-        </w:rPr>
-        <w:t xml:space="preserve"> </w:t>
-      </w:r>
-      <w:r>
-        <w:rPr>
-          <w:rFonts w:ascii="Consolas" w:hAnsi="Consolas"/>
-          <w:color w:val="098658"/>
-          <w:sz w:val="21"/>
-          <w:szCs w:val="21"/>
-        </w:rPr>
-        <w:t>0</w:t>
-      </w:r>
-      <w:r>
-        <w:rPr>
-          <w:rFonts w:ascii="Consolas" w:hAnsi="Consolas"/>
-          <w:color w:val="202020"/>
-          <w:sz w:val="21"/>
-          <w:szCs w:val="21"/>
-        </w:rPr>
-        <w:t>;</w:t>
-      </w:r>
-      <w:r>
-        <w:rPr>
-          <w:rFonts w:ascii="Consolas" w:hAnsi="Consolas"/>
           <w:color w:val="6E7781"/>
           <w:sz w:val="21"/>
           <w:szCs w:val="21"/>
         </w:rPr>
-        <w:t xml:space="preserve"> // Маркер успешного завершения программы</w:t>
+        <w:t>    // Включаем поддержку русского языка</w:t>
       </w:r>
     </w:p>
     <w:p>
@@ -12714,7 +13231,65 @@
           <w:sz w:val="21"/>
           <w:szCs w:val="21"/>
         </w:rPr>
-        <w:t>}</w:t>
+        <w:t xml:space="preserve">    </w:t>
+      </w:r>
+      <w:proofErr w:type="spellStart"/>
+      <w:proofErr w:type="gramStart"/>
+      <w:r>
+        <w:rPr>
+          <w:rFonts w:ascii="Consolas" w:hAnsi="Consolas"/>
+          <w:color w:val="8250DF"/>
+          <w:sz w:val="21"/>
+          <w:szCs w:val="21"/>
+        </w:rPr>
+        <w:t>setlocale</w:t>
+      </w:r>
+      <w:proofErr w:type="spellEnd"/>
+      <w:r>
+        <w:rPr>
+          <w:rFonts w:ascii="Consolas" w:hAnsi="Consolas"/>
+          <w:color w:val="202020"/>
+          <w:sz w:val="21"/>
+          <w:szCs w:val="21"/>
+        </w:rPr>
+        <w:t>(</w:t>
+      </w:r>
+      <w:proofErr w:type="gramEnd"/>
+      <w:r>
+        <w:rPr>
+          <w:rFonts w:ascii="Consolas" w:hAnsi="Consolas"/>
+          <w:color w:val="0000FF"/>
+          <w:sz w:val="21"/>
+          <w:szCs w:val="21"/>
+        </w:rPr>
+        <w:t>LC_ALL</w:t>
+      </w:r>
+      <w:r>
+        <w:rPr>
+          <w:rFonts w:ascii="Consolas" w:hAnsi="Consolas"/>
+          <w:color w:val="202020"/>
+          <w:sz w:val="21"/>
+          <w:szCs w:val="21"/>
+        </w:rPr>
+        <w:t xml:space="preserve">, </w:t>
+      </w:r>
+      <w:r>
+        <w:rPr>
+          <w:rFonts w:ascii="Consolas" w:hAnsi="Consolas"/>
+          <w:color w:val="0A3069"/>
+          <w:sz w:val="21"/>
+          <w:szCs w:val="21"/>
+        </w:rPr>
+        <w:t>".65001"</w:t>
+      </w:r>
+      <w:r>
+        <w:rPr>
+          <w:rFonts w:ascii="Consolas" w:hAnsi="Consolas"/>
+          <w:color w:val="202020"/>
+          <w:sz w:val="21"/>
+          <w:szCs w:val="21"/>
+        </w:rPr>
+        <w:t>);</w:t>
       </w:r>
     </w:p>
     <w:p>
@@ -12734,26 +13309,67 @@
         <w:shd w:val="clear" w:color="auto" w:fill="FFFFFF"/>
         <w:spacing w:line="285" w:lineRule="atLeast"/>
         <w:rPr>
-          <w:color w:val="202020"/>
-          <w:sz w:val="28"/>
-          <w:szCs w:val="28"/>
-        </w:rPr>
-      </w:pPr>
-      <w:r>
-        <w:rPr>
-          <w:color w:val="202020"/>
-          <w:sz w:val="28"/>
-          <w:szCs w:val="28"/>
-        </w:rPr>
-        <w:t>б</w:t>
-      </w:r>
-      <w:r>
-        <w:rPr>
-          <w:color w:val="202020"/>
-          <w:sz w:val="28"/>
-          <w:szCs w:val="28"/>
-        </w:rPr>
-        <w:t>)</w:t>
+          <w:rFonts w:ascii="Consolas" w:hAnsi="Consolas"/>
+          <w:color w:val="202020"/>
+          <w:sz w:val="21"/>
+          <w:szCs w:val="21"/>
+        </w:rPr>
+      </w:pPr>
+      <w:r>
+        <w:rPr>
+          <w:rFonts w:ascii="Consolas" w:hAnsi="Consolas"/>
+          <w:color w:val="202020"/>
+          <w:sz w:val="21"/>
+          <w:szCs w:val="21"/>
+        </w:rPr>
+        <w:t xml:space="preserve">    </w:t>
+      </w:r>
+      <w:proofErr w:type="spellStart"/>
+      <w:r>
+        <w:rPr>
+          <w:rFonts w:ascii="Consolas" w:hAnsi="Consolas"/>
+          <w:color w:val="CF222E"/>
+          <w:sz w:val="21"/>
+          <w:szCs w:val="21"/>
+        </w:rPr>
+        <w:t>int</w:t>
+      </w:r>
+      <w:proofErr w:type="spellEnd"/>
+      <w:r>
+        <w:rPr>
+          <w:rFonts w:ascii="Consolas" w:hAnsi="Consolas"/>
+          <w:color w:val="202020"/>
+          <w:sz w:val="21"/>
+          <w:szCs w:val="21"/>
+        </w:rPr>
+        <w:t xml:space="preserve"> </w:t>
+      </w:r>
+      <w:r>
+        <w:rPr>
+          <w:rFonts w:ascii="Consolas" w:hAnsi="Consolas"/>
+          <w:color w:val="1F2328"/>
+          <w:sz w:val="21"/>
+          <w:szCs w:val="21"/>
+        </w:rPr>
+        <w:t>n</w:t>
+      </w:r>
+      <w:r>
+        <w:rPr>
+          <w:rFonts w:ascii="Consolas" w:hAnsi="Consolas"/>
+          <w:color w:val="202020"/>
+          <w:sz w:val="21"/>
+          <w:szCs w:val="21"/>
+        </w:rPr>
+        <w:t>;</w:t>
+      </w:r>
+      <w:r>
+        <w:rPr>
+          <w:rFonts w:ascii="Consolas" w:hAnsi="Consolas"/>
+          <w:color w:val="6E7781"/>
+          <w:sz w:val="21"/>
+          <w:szCs w:val="21"/>
+        </w:rPr>
+        <w:t xml:space="preserve"> // Объявляем целочисленную переменную n для хранения первого числа</w:t>
       </w:r>
     </w:p>
     <w:p>
@@ -12770,70 +13386,49 @@
       <w:r>
         <w:rPr>
           <w:rFonts w:ascii="Consolas" w:hAnsi="Consolas"/>
-          <w:color w:val="AF00DB"/>
-          <w:sz w:val="21"/>
-          <w:szCs w:val="21"/>
-        </w:rPr>
-        <w:t>#</w:t>
+          <w:color w:val="202020"/>
+          <w:sz w:val="21"/>
+          <w:szCs w:val="21"/>
+        </w:rPr>
+        <w:t xml:space="preserve">    </w:t>
       </w:r>
       <w:proofErr w:type="spellStart"/>
       <w:r>
         <w:rPr>
           <w:rFonts w:ascii="Consolas" w:hAnsi="Consolas"/>
-          <w:color w:val="AF00DB"/>
-          <w:sz w:val="21"/>
-          <w:szCs w:val="21"/>
-        </w:rPr>
-        <w:t>include</w:t>
+          <w:color w:val="CF222E"/>
+          <w:sz w:val="21"/>
+          <w:szCs w:val="21"/>
+        </w:rPr>
+        <w:t>int</w:t>
       </w:r>
       <w:proofErr w:type="spellEnd"/>
       <w:r>
         <w:rPr>
           <w:rFonts w:ascii="Consolas" w:hAnsi="Consolas"/>
-          <w:color w:val="0000FF"/>
-          <w:sz w:val="21"/>
-          <w:szCs w:val="21"/>
-        </w:rPr>
-        <w:t xml:space="preserve"> </w:t>
-      </w:r>
-      <w:r>
-        <w:rPr>
-          <w:rFonts w:ascii="Consolas" w:hAnsi="Consolas"/>
-          <w:color w:val="0A3069"/>
-          <w:sz w:val="21"/>
-          <w:szCs w:val="21"/>
-        </w:rPr>
-        <w:t>&lt;</w:t>
-      </w:r>
-      <w:proofErr w:type="spellStart"/>
-      <w:proofErr w:type="gramStart"/>
-      <w:r>
-        <w:rPr>
-          <w:rFonts w:ascii="Consolas" w:hAnsi="Consolas"/>
-          <w:color w:val="0A3069"/>
-          <w:sz w:val="21"/>
-          <w:szCs w:val="21"/>
-        </w:rPr>
-        <w:t>iostream</w:t>
-      </w:r>
-      <w:proofErr w:type="spellEnd"/>
-      <w:r>
-        <w:rPr>
-          <w:rFonts w:ascii="Consolas" w:hAnsi="Consolas"/>
-          <w:color w:val="0A3069"/>
-          <w:sz w:val="21"/>
-          <w:szCs w:val="21"/>
-        </w:rPr>
-        <w:t>&gt;</w:t>
-      </w:r>
-      <w:r>
-        <w:rPr>
-          <w:rFonts w:ascii="Consolas" w:hAnsi="Consolas"/>
-          <w:color w:val="0000FF"/>
-          <w:sz w:val="21"/>
-          <w:szCs w:val="21"/>
-        </w:rPr>
-        <w:t xml:space="preserve">  </w:t>
+          <w:color w:val="202020"/>
+          <w:sz w:val="21"/>
+          <w:szCs w:val="21"/>
+        </w:rPr>
+        <w:t xml:space="preserve"> </w:t>
+      </w:r>
+      <w:r>
+        <w:rPr>
+          <w:rFonts w:ascii="Consolas" w:hAnsi="Consolas"/>
+          <w:color w:val="1F2328"/>
+          <w:sz w:val="21"/>
+          <w:szCs w:val="21"/>
+        </w:rPr>
+        <w:t>m</w:t>
+      </w:r>
+      <w:r>
+        <w:rPr>
+          <w:rFonts w:ascii="Consolas" w:hAnsi="Consolas"/>
+          <w:color w:val="202020"/>
+          <w:sz w:val="21"/>
+          <w:szCs w:val="21"/>
+        </w:rPr>
+        <w:t>;</w:t>
       </w:r>
       <w:r>
         <w:rPr>
@@ -12842,17 +13437,7 @@
           <w:sz w:val="21"/>
           <w:szCs w:val="21"/>
         </w:rPr>
-        <w:t>/</w:t>
-      </w:r>
-      <w:proofErr w:type="gramEnd"/>
-      <w:r>
-        <w:rPr>
-          <w:rFonts w:ascii="Consolas" w:hAnsi="Consolas"/>
-          <w:color w:val="6E7781"/>
-          <w:sz w:val="21"/>
-          <w:szCs w:val="21"/>
-        </w:rPr>
-        <w:t>/ Подключаем библиотеку для ввода и вывода данных</w:t>
+        <w:t xml:space="preserve"> // Объявляем целочисленную переменную m для хранения второго числа</w:t>
       </w:r>
     </w:p>
     <w:p>
@@ -12866,84 +13451,6 @@
           <w:szCs w:val="21"/>
         </w:rPr>
       </w:pPr>
-      <w:r>
-        <w:rPr>
-          <w:rFonts w:ascii="Consolas" w:hAnsi="Consolas"/>
-          <w:color w:val="AF00DB"/>
-          <w:sz w:val="21"/>
-          <w:szCs w:val="21"/>
-        </w:rPr>
-        <w:t>#</w:t>
-      </w:r>
-      <w:proofErr w:type="spellStart"/>
-      <w:r>
-        <w:rPr>
-          <w:rFonts w:ascii="Consolas" w:hAnsi="Consolas"/>
-          <w:color w:val="AF00DB"/>
-          <w:sz w:val="21"/>
-          <w:szCs w:val="21"/>
-        </w:rPr>
-        <w:t>include</w:t>
-      </w:r>
-      <w:proofErr w:type="spellEnd"/>
-      <w:r>
-        <w:rPr>
-          <w:rFonts w:ascii="Consolas" w:hAnsi="Consolas"/>
-          <w:color w:val="0000FF"/>
-          <w:sz w:val="21"/>
-          <w:szCs w:val="21"/>
-        </w:rPr>
-        <w:t xml:space="preserve"> </w:t>
-      </w:r>
-      <w:r>
-        <w:rPr>
-          <w:rFonts w:ascii="Consolas" w:hAnsi="Consolas"/>
-          <w:color w:val="0A3069"/>
-          <w:sz w:val="21"/>
-          <w:szCs w:val="21"/>
-        </w:rPr>
-        <w:t>&lt;</w:t>
-      </w:r>
-      <w:proofErr w:type="spellStart"/>
-      <w:proofErr w:type="gramStart"/>
-      <w:r>
-        <w:rPr>
-          <w:rFonts w:ascii="Consolas" w:hAnsi="Consolas"/>
-          <w:color w:val="0A3069"/>
-          <w:sz w:val="21"/>
-          <w:szCs w:val="21"/>
-        </w:rPr>
-        <w:t>clocale</w:t>
-      </w:r>
-      <w:proofErr w:type="spellEnd"/>
-      <w:r>
-        <w:rPr>
-          <w:rFonts w:ascii="Consolas" w:hAnsi="Consolas"/>
-          <w:color w:val="0A3069"/>
-          <w:sz w:val="21"/>
-          <w:szCs w:val="21"/>
-        </w:rPr>
-        <w:t>&gt;</w:t>
-      </w:r>
-      <w:r>
-        <w:rPr>
-          <w:rFonts w:ascii="Consolas" w:hAnsi="Consolas"/>
-          <w:color w:val="0000FF"/>
-          <w:sz w:val="21"/>
-          <w:szCs w:val="21"/>
-        </w:rPr>
-        <w:t xml:space="preserve">   </w:t>
-      </w:r>
-      <w:proofErr w:type="gramEnd"/>
-      <w:r>
-        <w:rPr>
-          <w:rFonts w:ascii="Consolas" w:hAnsi="Consolas"/>
-          <w:color w:val="6E7781"/>
-          <w:sz w:val="21"/>
-          <w:szCs w:val="21"/>
-        </w:rPr>
-        <w:t>// Подключаем библиотеку для корректной настройки отображения языков</w:t>
-      </w:r>
     </w:p>
     <w:p>
       <w:pPr>
@@ -12956,6 +13463,15 @@
           <w:szCs w:val="21"/>
         </w:rPr>
       </w:pPr>
+      <w:r>
+        <w:rPr>
+          <w:rFonts w:ascii="Consolas" w:hAnsi="Consolas"/>
+          <w:color w:val="6E7781"/>
+          <w:sz w:val="21"/>
+          <w:szCs w:val="21"/>
+        </w:rPr>
+        <w:t>    // Ввод значения переменной n</w:t>
+      </w:r>
     </w:p>
     <w:p>
       <w:pPr>
@@ -12966,17 +13482,28 @@
           <w:color w:val="202020"/>
           <w:sz w:val="21"/>
           <w:szCs w:val="21"/>
-        </w:rPr>
-      </w:pPr>
+          <w:lang w:val="en-US"/>
+        </w:rPr>
+      </w:pPr>
+      <w:r>
+        <w:rPr>
+          <w:rFonts w:ascii="Consolas" w:hAnsi="Consolas"/>
+          <w:color w:val="202020"/>
+          <w:sz w:val="21"/>
+          <w:szCs w:val="21"/>
+        </w:rPr>
+        <w:t xml:space="preserve">    </w:t>
+      </w:r>
       <w:proofErr w:type="spellStart"/>
       <w:r>
         <w:rPr>
           <w:rFonts w:ascii="Consolas" w:hAnsi="Consolas"/>
-          <w:color w:val="AF00DB"/>
-          <w:sz w:val="21"/>
-          <w:szCs w:val="21"/>
-        </w:rPr>
-        <w:t>using</w:t>
+          <w:color w:val="1F2328"/>
+          <w:sz w:val="21"/>
+          <w:szCs w:val="21"/>
+          <w:lang w:val="en-US"/>
+        </w:rPr>
+        <w:t>cout</w:t>
       </w:r>
       <w:proofErr w:type="spellEnd"/>
       <w:r>
@@ -12985,57 +13512,68 @@
           <w:color w:val="202020"/>
           <w:sz w:val="21"/>
           <w:szCs w:val="21"/>
-        </w:rPr>
-        <w:t xml:space="preserve"> </w:t>
-      </w:r>
-      <w:proofErr w:type="spellStart"/>
-      <w:r>
-        <w:rPr>
-          <w:rFonts w:ascii="Consolas" w:hAnsi="Consolas"/>
-          <w:color w:val="CF222E"/>
-          <w:sz w:val="21"/>
-          <w:szCs w:val="21"/>
-        </w:rPr>
-        <w:t>namespace</w:t>
-      </w:r>
-      <w:proofErr w:type="spellEnd"/>
-      <w:r>
-        <w:rPr>
-          <w:rFonts w:ascii="Consolas" w:hAnsi="Consolas"/>
-          <w:color w:val="202020"/>
-          <w:sz w:val="21"/>
-          <w:szCs w:val="21"/>
-        </w:rPr>
-        <w:t xml:space="preserve"> </w:t>
-      </w:r>
-      <w:proofErr w:type="spellStart"/>
-      <w:r>
-        <w:rPr>
-          <w:rFonts w:ascii="Consolas" w:hAnsi="Consolas"/>
-          <w:color w:val="267F99"/>
-          <w:sz w:val="21"/>
-          <w:szCs w:val="21"/>
-        </w:rPr>
-        <w:t>std</w:t>
-      </w:r>
-      <w:proofErr w:type="spellEnd"/>
-      <w:r>
-        <w:rPr>
-          <w:rFonts w:ascii="Consolas" w:hAnsi="Consolas"/>
-          <w:color w:val="202020"/>
-          <w:sz w:val="21"/>
-          <w:szCs w:val="21"/>
+          <w:lang w:val="en-US"/>
+        </w:rPr>
+        <w:t xml:space="preserve"> </w:t>
+      </w:r>
+      <w:r>
+        <w:rPr>
+          <w:rFonts w:ascii="Consolas" w:hAnsi="Consolas"/>
+          <w:color w:val="8250DF"/>
+          <w:sz w:val="21"/>
+          <w:szCs w:val="21"/>
+          <w:lang w:val="en-US"/>
+        </w:rPr>
+        <w:t>&lt;&lt;</w:t>
+      </w:r>
+      <w:r>
+        <w:rPr>
+          <w:rFonts w:ascii="Consolas" w:hAnsi="Consolas"/>
+          <w:color w:val="202020"/>
+          <w:sz w:val="21"/>
+          <w:szCs w:val="21"/>
+          <w:lang w:val="en-US"/>
+        </w:rPr>
+        <w:t xml:space="preserve"> </w:t>
+      </w:r>
+      <w:r>
+        <w:rPr>
+          <w:rFonts w:ascii="Consolas" w:hAnsi="Consolas"/>
+          <w:color w:val="0A3069"/>
+          <w:sz w:val="21"/>
+          <w:szCs w:val="21"/>
+          <w:lang w:val="en-US"/>
+        </w:rPr>
+        <w:t>"</w:t>
+      </w:r>
+      <w:r>
+        <w:rPr>
+          <w:rFonts w:ascii="Consolas" w:hAnsi="Consolas"/>
+          <w:color w:val="0A3069"/>
+          <w:sz w:val="21"/>
+          <w:szCs w:val="21"/>
+        </w:rPr>
+        <w:t>Введите</w:t>
+      </w:r>
+      <w:r>
+        <w:rPr>
+          <w:rFonts w:ascii="Consolas" w:hAnsi="Consolas"/>
+          <w:color w:val="0A3069"/>
+          <w:sz w:val="21"/>
+          <w:szCs w:val="21"/>
+          <w:lang w:val="en-US"/>
+        </w:rPr>
+        <w:t xml:space="preserve"> n: "</w:t>
+      </w:r>
+      <w:r>
+        <w:rPr>
+          <w:rFonts w:ascii="Consolas" w:hAnsi="Consolas"/>
+          <w:color w:val="202020"/>
+          <w:sz w:val="21"/>
+          <w:szCs w:val="21"/>
+          <w:lang w:val="en-US"/>
         </w:rPr>
         <w:t>;</w:t>
-      </w:r>
-      <w:r>
-        <w:rPr>
-          <w:rFonts w:ascii="Consolas" w:hAnsi="Consolas"/>
-          <w:color w:val="6E7781"/>
-          <w:sz w:val="21"/>
-          <w:szCs w:val="21"/>
-        </w:rPr>
-        <w:t xml:space="preserve"> // Используем стандартное пространство имён</w:t>
       </w:r>
     </w:p>
     <w:p>
@@ -13047,8 +13585,81 @@
           <w:color w:val="202020"/>
           <w:sz w:val="21"/>
           <w:szCs w:val="21"/>
-        </w:rPr>
-      </w:pPr>
+          <w:lang w:val="en-US"/>
+        </w:rPr>
+      </w:pPr>
+      <w:r>
+        <w:rPr>
+          <w:rFonts w:ascii="Consolas" w:hAnsi="Consolas"/>
+          <w:color w:val="202020"/>
+          <w:sz w:val="21"/>
+          <w:szCs w:val="21"/>
+          <w:lang w:val="en-US"/>
+        </w:rPr>
+        <w:t xml:space="preserve">    </w:t>
+      </w:r>
+      <w:proofErr w:type="spellStart"/>
+      <w:r>
+        <w:rPr>
+          <w:rFonts w:ascii="Consolas" w:hAnsi="Consolas"/>
+          <w:color w:val="1F2328"/>
+          <w:sz w:val="21"/>
+          <w:szCs w:val="21"/>
+          <w:lang w:val="en-US"/>
+        </w:rPr>
+        <w:t>cin</w:t>
+      </w:r>
+      <w:proofErr w:type="spellEnd"/>
+      <w:r>
+        <w:rPr>
+          <w:rFonts w:ascii="Consolas" w:hAnsi="Consolas"/>
+          <w:color w:val="202020"/>
+          <w:sz w:val="21"/>
+          <w:szCs w:val="21"/>
+          <w:lang w:val="en-US"/>
+        </w:rPr>
+        <w:t xml:space="preserve"> </w:t>
+      </w:r>
+      <w:r>
+        <w:rPr>
+          <w:rFonts w:ascii="Consolas" w:hAnsi="Consolas"/>
+          <w:color w:val="8250DF"/>
+          <w:sz w:val="21"/>
+          <w:szCs w:val="21"/>
+          <w:lang w:val="en-US"/>
+        </w:rPr>
+        <w:t>&gt;&gt;</w:t>
+      </w:r>
+      <w:r>
+        <w:rPr>
+          <w:rFonts w:ascii="Consolas" w:hAnsi="Consolas"/>
+          <w:color w:val="202020"/>
+          <w:sz w:val="21"/>
+          <w:szCs w:val="21"/>
+          <w:lang w:val="en-US"/>
+        </w:rPr>
+        <w:t xml:space="preserve"> </w:t>
+      </w:r>
+      <w:r>
+        <w:rPr>
+          <w:rFonts w:ascii="Consolas" w:hAnsi="Consolas"/>
+          <w:color w:val="1F2328"/>
+          <w:sz w:val="21"/>
+          <w:szCs w:val="21"/>
+          <w:lang w:val="en-US"/>
+        </w:rPr>
+        <w:t>n</w:t>
+      </w:r>
+      <w:r>
+        <w:rPr>
+          <w:rFonts w:ascii="Consolas" w:hAnsi="Consolas"/>
+          <w:color w:val="202020"/>
+          <w:sz w:val="21"/>
+          <w:szCs w:val="21"/>
+          <w:lang w:val="en-US"/>
+        </w:rPr>
+        <w:t>;</w:t>
+      </w:r>
     </w:p>
     <w:p>
       <w:pPr>
@@ -13059,59 +13670,9 @@
           <w:color w:val="202020"/>
           <w:sz w:val="21"/>
           <w:szCs w:val="21"/>
-        </w:rPr>
-      </w:pPr>
-      <w:proofErr w:type="spellStart"/>
-      <w:r>
-        <w:rPr>
-          <w:rFonts w:ascii="Consolas" w:hAnsi="Consolas"/>
-          <w:color w:val="CF222E"/>
-          <w:sz w:val="21"/>
-          <w:szCs w:val="21"/>
-        </w:rPr>
-        <w:t>int</w:t>
-      </w:r>
-      <w:proofErr w:type="spellEnd"/>
-      <w:r>
-        <w:rPr>
-          <w:rFonts w:ascii="Consolas" w:hAnsi="Consolas"/>
-          <w:color w:val="202020"/>
-          <w:sz w:val="21"/>
-          <w:szCs w:val="21"/>
-        </w:rPr>
-        <w:t xml:space="preserve"> </w:t>
-      </w:r>
-      <w:proofErr w:type="spellStart"/>
-      <w:proofErr w:type="gramStart"/>
-      <w:r>
-        <w:rPr>
-          <w:rFonts w:ascii="Consolas" w:hAnsi="Consolas"/>
-          <w:color w:val="8250DF"/>
-          <w:sz w:val="21"/>
-          <w:szCs w:val="21"/>
-        </w:rPr>
-        <w:t>main</w:t>
-      </w:r>
-      <w:proofErr w:type="spellEnd"/>
-      <w:r>
-        <w:rPr>
-          <w:rFonts w:ascii="Consolas" w:hAnsi="Consolas"/>
-          <w:color w:val="202020"/>
-          <w:sz w:val="21"/>
-          <w:szCs w:val="21"/>
-        </w:rPr>
-        <w:t>(</w:t>
-      </w:r>
-      <w:proofErr w:type="gramEnd"/>
-      <w:r>
-        <w:rPr>
-          <w:rFonts w:ascii="Consolas" w:hAnsi="Consolas"/>
-          <w:color w:val="202020"/>
-          <w:sz w:val="21"/>
-          <w:szCs w:val="21"/>
-        </w:rPr>
-        <w:t>) {</w:t>
-      </w:r>
+          <w:lang w:val="en-US"/>
+        </w:rPr>
+      </w:pPr>
     </w:p>
     <w:p>
       <w:pPr>
@@ -13130,159 +13691,10 @@
           <w:color w:val="6E7781"/>
           <w:sz w:val="21"/>
           <w:szCs w:val="21"/>
-        </w:rPr>
-        <w:t>    // Включаем поддержку русского языка</w:t>
-      </w:r>
-    </w:p>
-    <w:p>
-      <w:pPr>
-        <w:shd w:val="clear" w:color="auto" w:fill="FFFFFF"/>
-        <w:spacing w:line="285" w:lineRule="atLeast"/>
-        <w:rPr>
-          <w:rFonts w:ascii="Consolas" w:hAnsi="Consolas"/>
-          <w:color w:val="202020"/>
-          <w:sz w:val="21"/>
-          <w:szCs w:val="21"/>
-        </w:rPr>
-      </w:pPr>
-      <w:r>
-        <w:rPr>
-          <w:rFonts w:ascii="Consolas" w:hAnsi="Consolas"/>
-          <w:color w:val="202020"/>
-          <w:sz w:val="21"/>
-          <w:szCs w:val="21"/>
+          <w:lang w:val="en-US"/>
         </w:rPr>
         <w:t xml:space="preserve">    </w:t>
       </w:r>
-      <w:proofErr w:type="spellStart"/>
-      <w:proofErr w:type="gramStart"/>
-      <w:r>
-        <w:rPr>
-          <w:rFonts w:ascii="Consolas" w:hAnsi="Consolas"/>
-          <w:color w:val="8250DF"/>
-          <w:sz w:val="21"/>
-          <w:szCs w:val="21"/>
-        </w:rPr>
-        <w:t>setlocale</w:t>
-      </w:r>
-      <w:proofErr w:type="spellEnd"/>
-      <w:r>
-        <w:rPr>
-          <w:rFonts w:ascii="Consolas" w:hAnsi="Consolas"/>
-          <w:color w:val="202020"/>
-          <w:sz w:val="21"/>
-          <w:szCs w:val="21"/>
-        </w:rPr>
-        <w:t>(</w:t>
-      </w:r>
-      <w:proofErr w:type="gramEnd"/>
-      <w:r>
-        <w:rPr>
-          <w:rFonts w:ascii="Consolas" w:hAnsi="Consolas"/>
-          <w:color w:val="0000FF"/>
-          <w:sz w:val="21"/>
-          <w:szCs w:val="21"/>
-        </w:rPr>
-        <w:t>LC_ALL</w:t>
-      </w:r>
-      <w:r>
-        <w:rPr>
-          <w:rFonts w:ascii="Consolas" w:hAnsi="Consolas"/>
-          <w:color w:val="202020"/>
-          <w:sz w:val="21"/>
-          <w:szCs w:val="21"/>
-        </w:rPr>
-        <w:t xml:space="preserve">, </w:t>
-      </w:r>
-      <w:r>
-        <w:rPr>
-          <w:rFonts w:ascii="Consolas" w:hAnsi="Consolas"/>
-          <w:color w:val="0A3069"/>
-          <w:sz w:val="21"/>
-          <w:szCs w:val="21"/>
-        </w:rPr>
-        <w:t>".65001"</w:t>
-      </w:r>
-      <w:r>
-        <w:rPr>
-          <w:rFonts w:ascii="Consolas" w:hAnsi="Consolas"/>
-          <w:color w:val="202020"/>
-          <w:sz w:val="21"/>
-          <w:szCs w:val="21"/>
-        </w:rPr>
-        <w:t>);</w:t>
-      </w:r>
-    </w:p>
-    <w:p>
-      <w:pPr>
-        <w:shd w:val="clear" w:color="auto" w:fill="FFFFFF"/>
-        <w:spacing w:line="285" w:lineRule="atLeast"/>
-        <w:rPr>
-          <w:rFonts w:ascii="Consolas" w:hAnsi="Consolas"/>
-          <w:color w:val="202020"/>
-          <w:sz w:val="21"/>
-          <w:szCs w:val="21"/>
-        </w:rPr>
-      </w:pPr>
-    </w:p>
-    <w:p>
-      <w:pPr>
-        <w:shd w:val="clear" w:color="auto" w:fill="FFFFFF"/>
-        <w:spacing w:line="285" w:lineRule="atLeast"/>
-        <w:rPr>
-          <w:rFonts w:ascii="Consolas" w:hAnsi="Consolas"/>
-          <w:color w:val="202020"/>
-          <w:sz w:val="21"/>
-          <w:szCs w:val="21"/>
-        </w:rPr>
-      </w:pPr>
-      <w:r>
-        <w:rPr>
-          <w:rFonts w:ascii="Consolas" w:hAnsi="Consolas"/>
-          <w:color w:val="202020"/>
-          <w:sz w:val="21"/>
-          <w:szCs w:val="21"/>
-        </w:rPr>
-        <w:t xml:space="preserve">    </w:t>
-      </w:r>
-      <w:proofErr w:type="spellStart"/>
-      <w:r>
-        <w:rPr>
-          <w:rFonts w:ascii="Consolas" w:hAnsi="Consolas"/>
-          <w:color w:val="CF222E"/>
-          <w:sz w:val="21"/>
-          <w:szCs w:val="21"/>
-        </w:rPr>
-        <w:t>int</w:t>
-      </w:r>
-      <w:proofErr w:type="spellEnd"/>
-      <w:r>
-        <w:rPr>
-          <w:rFonts w:ascii="Consolas" w:hAnsi="Consolas"/>
-          <w:color w:val="202020"/>
-          <w:sz w:val="21"/>
-          <w:szCs w:val="21"/>
-        </w:rPr>
-        <w:t xml:space="preserve"> </w:t>
-      </w:r>
-      <w:r>
-        <w:rPr>
-          <w:rFonts w:ascii="Consolas" w:hAnsi="Consolas"/>
-          <w:color w:val="1F2328"/>
-          <w:sz w:val="21"/>
-          <w:szCs w:val="21"/>
-        </w:rPr>
-        <w:t>n</w:t>
-      </w:r>
-      <w:r>
-        <w:rPr>
-          <w:rFonts w:ascii="Consolas" w:hAnsi="Consolas"/>
-          <w:color w:val="202020"/>
-          <w:sz w:val="21"/>
-          <w:szCs w:val="21"/>
-        </w:rPr>
-        <w:t>;</w:t>
-      </w:r>
       <w:r>
         <w:rPr>
           <w:rFonts w:ascii="Consolas" w:hAnsi="Consolas"/>
@@ -13290,317 +13702,7 @@
           <w:sz w:val="21"/>
           <w:szCs w:val="21"/>
         </w:rPr>
-        <w:t xml:space="preserve"> // Объявляем целочисленную переменную n для хранения первого числа</w:t>
-      </w:r>
-    </w:p>
-    <w:p>
-      <w:pPr>
-        <w:shd w:val="clear" w:color="auto" w:fill="FFFFFF"/>
-        <w:spacing w:line="285" w:lineRule="atLeast"/>
-        <w:rPr>
-          <w:rFonts w:ascii="Consolas" w:hAnsi="Consolas"/>
-          <w:color w:val="202020"/>
-          <w:sz w:val="21"/>
-          <w:szCs w:val="21"/>
-        </w:rPr>
-      </w:pPr>
-      <w:r>
-        <w:rPr>
-          <w:rFonts w:ascii="Consolas" w:hAnsi="Consolas"/>
-          <w:color w:val="202020"/>
-          <w:sz w:val="21"/>
-          <w:szCs w:val="21"/>
-        </w:rPr>
-        <w:t xml:space="preserve">    </w:t>
-      </w:r>
-      <w:proofErr w:type="spellStart"/>
-      <w:r>
-        <w:rPr>
-          <w:rFonts w:ascii="Consolas" w:hAnsi="Consolas"/>
-          <w:color w:val="CF222E"/>
-          <w:sz w:val="21"/>
-          <w:szCs w:val="21"/>
-        </w:rPr>
-        <w:t>int</w:t>
-      </w:r>
-      <w:proofErr w:type="spellEnd"/>
-      <w:r>
-        <w:rPr>
-          <w:rFonts w:ascii="Consolas" w:hAnsi="Consolas"/>
-          <w:color w:val="202020"/>
-          <w:sz w:val="21"/>
-          <w:szCs w:val="21"/>
-        </w:rPr>
-        <w:t xml:space="preserve"> </w:t>
-      </w:r>
-      <w:r>
-        <w:rPr>
-          <w:rFonts w:ascii="Consolas" w:hAnsi="Consolas"/>
-          <w:color w:val="1F2328"/>
-          <w:sz w:val="21"/>
-          <w:szCs w:val="21"/>
-        </w:rPr>
-        <w:t>m</w:t>
-      </w:r>
-      <w:r>
-        <w:rPr>
-          <w:rFonts w:ascii="Consolas" w:hAnsi="Consolas"/>
-          <w:color w:val="202020"/>
-          <w:sz w:val="21"/>
-          <w:szCs w:val="21"/>
-        </w:rPr>
-        <w:t>;</w:t>
-      </w:r>
-      <w:r>
-        <w:rPr>
-          <w:rFonts w:ascii="Consolas" w:hAnsi="Consolas"/>
-          <w:color w:val="6E7781"/>
-          <w:sz w:val="21"/>
-          <w:szCs w:val="21"/>
-        </w:rPr>
-        <w:t xml:space="preserve"> // Объявляем целочисленную переменную m для хранения второго числа</w:t>
-      </w:r>
-    </w:p>
-    <w:p>
-      <w:pPr>
-        <w:shd w:val="clear" w:color="auto" w:fill="FFFFFF"/>
-        <w:spacing w:line="285" w:lineRule="atLeast"/>
-        <w:rPr>
-          <w:rFonts w:ascii="Consolas" w:hAnsi="Consolas"/>
-          <w:color w:val="202020"/>
-          <w:sz w:val="21"/>
-          <w:szCs w:val="21"/>
-        </w:rPr>
-      </w:pPr>
-    </w:p>
-    <w:p>
-      <w:pPr>
-        <w:shd w:val="clear" w:color="auto" w:fill="FFFFFF"/>
-        <w:spacing w:line="285" w:lineRule="atLeast"/>
-        <w:rPr>
-          <w:rFonts w:ascii="Consolas" w:hAnsi="Consolas"/>
-          <w:color w:val="202020"/>
-          <w:sz w:val="21"/>
-          <w:szCs w:val="21"/>
-        </w:rPr>
-      </w:pPr>
-      <w:r>
-        <w:rPr>
-          <w:rFonts w:ascii="Consolas" w:hAnsi="Consolas"/>
-          <w:color w:val="6E7781"/>
-          <w:sz w:val="21"/>
-          <w:szCs w:val="21"/>
-        </w:rPr>
-        <w:t>    // Ввод значения переменной n</w:t>
-      </w:r>
-    </w:p>
-    <w:p>
-      <w:pPr>
-        <w:shd w:val="clear" w:color="auto" w:fill="FFFFFF"/>
-        <w:spacing w:line="285" w:lineRule="atLeast"/>
-        <w:rPr>
-          <w:rFonts w:ascii="Consolas" w:hAnsi="Consolas"/>
-          <w:color w:val="202020"/>
-          <w:sz w:val="21"/>
-          <w:szCs w:val="21"/>
-        </w:rPr>
-      </w:pPr>
-      <w:r>
-        <w:rPr>
-          <w:rFonts w:ascii="Consolas" w:hAnsi="Consolas"/>
-          <w:color w:val="202020"/>
-          <w:sz w:val="21"/>
-          <w:szCs w:val="21"/>
-        </w:rPr>
-        <w:t xml:space="preserve">    </w:t>
-      </w:r>
-      <w:proofErr w:type="spellStart"/>
-      <w:r>
-        <w:rPr>
-          <w:rFonts w:ascii="Consolas" w:hAnsi="Consolas"/>
-          <w:color w:val="1F2328"/>
-          <w:sz w:val="21"/>
-          <w:szCs w:val="21"/>
-        </w:rPr>
-        <w:t>cout</w:t>
-      </w:r>
-      <w:proofErr w:type="spellEnd"/>
-      <w:r>
-        <w:rPr>
-          <w:rFonts w:ascii="Consolas" w:hAnsi="Consolas"/>
-          <w:color w:val="202020"/>
-          <w:sz w:val="21"/>
-          <w:szCs w:val="21"/>
-        </w:rPr>
-        <w:t xml:space="preserve"> </w:t>
-      </w:r>
-      <w:proofErr w:type="gramStart"/>
-      <w:r>
-        <w:rPr>
-          <w:rFonts w:ascii="Consolas" w:hAnsi="Consolas"/>
-          <w:color w:val="8250DF"/>
-          <w:sz w:val="21"/>
-          <w:szCs w:val="21"/>
-        </w:rPr>
-        <w:t>&lt;&lt;</w:t>
-      </w:r>
-      <w:r>
-        <w:rPr>
-          <w:rFonts w:ascii="Consolas" w:hAnsi="Consolas"/>
-          <w:color w:val="202020"/>
-          <w:sz w:val="21"/>
-          <w:szCs w:val="21"/>
-        </w:rPr>
-        <w:t xml:space="preserve"> </w:t>
-      </w:r>
-      <w:r>
-        <w:rPr>
-          <w:rFonts w:ascii="Consolas" w:hAnsi="Consolas"/>
-          <w:color w:val="0A3069"/>
-          <w:sz w:val="21"/>
-          <w:szCs w:val="21"/>
-        </w:rPr>
-        <w:t>"</w:t>
-      </w:r>
-      <w:proofErr w:type="gramEnd"/>
-      <w:r>
-        <w:rPr>
-          <w:rFonts w:ascii="Consolas" w:hAnsi="Consolas"/>
-          <w:color w:val="0A3069"/>
-          <w:sz w:val="21"/>
-          <w:szCs w:val="21"/>
-        </w:rPr>
-        <w:t>Введите n: "</w:t>
-      </w:r>
-      <w:r>
-        <w:rPr>
-          <w:rFonts w:ascii="Consolas" w:hAnsi="Consolas"/>
-          <w:color w:val="202020"/>
-          <w:sz w:val="21"/>
-          <w:szCs w:val="21"/>
-        </w:rPr>
-        <w:t>;</w:t>
-      </w:r>
-    </w:p>
-    <w:p>
-      <w:pPr>
-        <w:shd w:val="clear" w:color="auto" w:fill="FFFFFF"/>
-        <w:spacing w:line="285" w:lineRule="atLeast"/>
-        <w:rPr>
-          <w:rFonts w:ascii="Consolas" w:hAnsi="Consolas"/>
-          <w:color w:val="202020"/>
-          <w:sz w:val="21"/>
-          <w:szCs w:val="21"/>
-        </w:rPr>
-      </w:pPr>
-      <w:r>
-        <w:rPr>
-          <w:rFonts w:ascii="Consolas" w:hAnsi="Consolas"/>
-          <w:color w:val="202020"/>
-          <w:sz w:val="21"/>
-          <w:szCs w:val="21"/>
-        </w:rPr>
-        <w:t xml:space="preserve">    </w:t>
-      </w:r>
-      <w:proofErr w:type="spellStart"/>
-      <w:proofErr w:type="gramStart"/>
-      <w:r>
-        <w:rPr>
-          <w:rFonts w:ascii="Consolas" w:hAnsi="Consolas"/>
-          <w:color w:val="1F2328"/>
-          <w:sz w:val="21"/>
-          <w:szCs w:val="21"/>
-        </w:rPr>
-        <w:t>cin</w:t>
-      </w:r>
-      <w:proofErr w:type="spellEnd"/>
-      <w:r>
-        <w:rPr>
-          <w:rFonts w:ascii="Consolas" w:hAnsi="Consolas"/>
-          <w:color w:val="202020"/>
-          <w:sz w:val="21"/>
-          <w:szCs w:val="21"/>
-        </w:rPr>
-        <w:t xml:space="preserve"> </w:t>
-      </w:r>
-      <w:r>
-        <w:rPr>
-          <w:rFonts w:ascii="Consolas" w:hAnsi="Consolas"/>
-          <w:color w:val="8250DF"/>
-          <w:sz w:val="21"/>
-          <w:szCs w:val="21"/>
-        </w:rPr>
-        <w:t>&gt;</w:t>
-      </w:r>
-      <w:proofErr w:type="gramEnd"/>
-      <w:r>
-        <w:rPr>
-          <w:rFonts w:ascii="Consolas" w:hAnsi="Consolas"/>
-          <w:color w:val="8250DF"/>
-          <w:sz w:val="21"/>
-          <w:szCs w:val="21"/>
-        </w:rPr>
-        <w:t>&gt;</w:t>
-      </w:r>
-      <w:r>
-        <w:rPr>
-          <w:rFonts w:ascii="Consolas" w:hAnsi="Consolas"/>
-          <w:color w:val="202020"/>
-          <w:sz w:val="21"/>
-          <w:szCs w:val="21"/>
-        </w:rPr>
-        <w:t xml:space="preserve"> </w:t>
-      </w:r>
-      <w:r>
-        <w:rPr>
-          <w:rFonts w:ascii="Consolas" w:hAnsi="Consolas"/>
-          <w:color w:val="1F2328"/>
-          <w:sz w:val="21"/>
-          <w:szCs w:val="21"/>
-        </w:rPr>
-        <w:t>n</w:t>
-      </w:r>
-      <w:r>
-        <w:rPr>
-          <w:rFonts w:ascii="Consolas" w:hAnsi="Consolas"/>
-          <w:color w:val="202020"/>
-          <w:sz w:val="21"/>
-          <w:szCs w:val="21"/>
-        </w:rPr>
-        <w:t>;</w:t>
-      </w:r>
-    </w:p>
-    <w:p>
-      <w:pPr>
-        <w:shd w:val="clear" w:color="auto" w:fill="FFFFFF"/>
-        <w:spacing w:line="285" w:lineRule="atLeast"/>
-        <w:rPr>
-          <w:rFonts w:ascii="Consolas" w:hAnsi="Consolas"/>
-          <w:color w:val="202020"/>
-          <w:sz w:val="21"/>
-          <w:szCs w:val="21"/>
-        </w:rPr>
-      </w:pPr>
-    </w:p>
-    <w:p>
-      <w:pPr>
-        <w:shd w:val="clear" w:color="auto" w:fill="FFFFFF"/>
-        <w:spacing w:line="285" w:lineRule="atLeast"/>
-        <w:rPr>
-          <w:rFonts w:ascii="Consolas" w:hAnsi="Consolas"/>
-          <w:color w:val="202020"/>
-          <w:sz w:val="21"/>
-          <w:szCs w:val="21"/>
-        </w:rPr>
-      </w:pPr>
-      <w:r>
-        <w:rPr>
-          <w:rFonts w:ascii="Consolas" w:hAnsi="Consolas"/>
-          <w:color w:val="6E7781"/>
-          <w:sz w:val="21"/>
-          <w:szCs w:val="21"/>
-        </w:rPr>
-        <w:t>    // Ввод значения переменной m</w:t>
+        <w:t>// Ввод значения переменной m</w:t>
       </w:r>
     </w:p>
     <w:p>
